--- a/por/docx/27.content.docx
+++ b/por/docx/27.content.docx
@@ -235,7 +235,7 @@
         <w:rPr>
           <w:lang w:val="pt_PT" w:bidi="pt_PT"/>
         </w:rPr>
-        <w:t xml:space="preserve"> O SENHOR entregou Jeoaquim, rei de Judá, nas mãos dele; e Nabucodonosor levou para a Babilônia alguns utensílios sagrados do templo de Deus e os colocou na casa do seu deus, na terra de Sinear.</w:t>
+        <w:t xml:space="preserve"> O SENHOR entregou Jeoaquim, rei de Judá, nas mãos de Nabucodonosor, e este levou para a Babilônia alguns utensílios sagrados do templo de Deus e os colocou na casa do seu deus, na terra de Sinear.</w:t>
       </w:r>
     </w:p>
     <w:p>
@@ -361,7 +361,7 @@
         <w:rPr>
           <w:lang w:val="pt_PT" w:bidi="pt_PT"/>
         </w:rPr>
-        <w:t xml:space="preserve"> Daniel decidiu no coração que não se contaminaria com a comida e com o vinho do rei, pois eram proibidos para os judeus; e pediu ao chefe dos oficiais permissão para comer outros alimentos.</w:t>
+        <w:t xml:space="preserve"> Daniel decidiu não se contaminar com a comida e o vinho do rei e pediu ao chefe dos oficiais permissão para não comer esses alimentos.</w:t>
       </w:r>
     </w:p>
     <w:p>
@@ -382,7 +382,7 @@
         <w:rPr>
           <w:lang w:val="pt_PT" w:bidi="pt_PT"/>
         </w:rPr>
-        <w:t xml:space="preserve"> Sem que Daniel soubesse, Deus fez nascer no supervisor simpatia e bondade por ele.</w:t>
+        <w:t xml:space="preserve"> Deus fez com que o supervisor tivesse simpatia e bondade por Daniel.</w:t>
       </w:r>
     </w:p>
     <w:p>
@@ -403,7 +403,7 @@
         <w:rPr>
           <w:lang w:val="pt_PT" w:bidi="pt_PT"/>
         </w:rPr>
-        <w:t xml:space="preserve"> Apesar disso, ele respondeu a Daniel: "Tenho receio do rei, pois foi ele quem determinou a comida e a bebida de vocês. Se ele perceber que vocês estão menos saudáveis do que os outros jovens da mesma idade, poderá me condenar à morte por causa disso".</w:t>
+        <w:t xml:space="preserve"> Apesar disso, ele respondeu a Daniel: “Tenho receio do rei, pois foi ele quem determinou a comida e a bebida de vocês. Se ele perceber que vocês estão menos saudáveis do que os outros jovens da mesma idade, poderá me condenar à morte por causa disso”.</w:t>
       </w:r>
     </w:p>
     <w:p>
@@ -613,7 +613,7 @@
         <w:rPr>
           <w:lang w:val="pt_PT" w:bidi="pt_PT"/>
         </w:rPr>
-        <w:t xml:space="preserve"> Em todo assunto que exigia conhecimento e bom juízo, o rei percebeu que o conselho daqueles quatro era melhor do que o dos magos e astrólogos de todo o seu reino.</w:t>
+        <w:t xml:space="preserve"> Em todo assunto que exigia conhecimento e sabedoria, o rei percebeu que aqueles quatro eram dez vezes mais sábios do que todos os magos e encantadores de todo o seu reino.</w:t>
       </w:r>
     </w:p>
     <w:p>
@@ -671,7 +671,7 @@
         <w:rPr>
           <w:lang w:val="pt_PT" w:bidi="pt_PT"/>
         </w:rPr>
-        <w:t xml:space="preserve"> Na segunda noite do segundo ano de seu reinado, Nabucodonosor teve um sonho perturbador; despertou tomado de medo e não conseguiu mais dormir.</w:t>
+        <w:t xml:space="preserve"> No segundo ano de seu reinado, Nabucodonosor teve um sonho perturbador; sua mente ficou tão agitada que ele não conseguiu mais dormir.</w:t>
       </w:r>
     </w:p>
     <w:p>
@@ -692,7 +692,7 @@
         <w:rPr>
           <w:lang w:val="pt_PT" w:bidi="pt_PT"/>
         </w:rPr>
-        <w:t xml:space="preserve"> Sem demora, ordenou que fossem chamados magos, encantadores, feiticeiros e astrólogos, para que lhe declarassem o sonho; quando se apresentaram diante dele, o rei lhes falou.</w:t>
+        <w:t xml:space="preserve"> Sem demora, ordenou que fossem chamados magos, encantadores, feiticeiros e astrólogos, para que lhe declarassem o sonho. Quando se apresentaram diante dele, o rei falou:</w:t>
       </w:r>
     </w:p>
     <w:p>
@@ -713,7 +713,7 @@
         <w:rPr>
           <w:lang w:val="pt_PT" w:bidi="pt_PT"/>
         </w:rPr>
-        <w:t xml:space="preserve"> “Tive um sonho que me deixou aflito; preciso conhecer o sonho, pois temo o que pode acontecer”, disse o rei.</w:t>
+        <w:t xml:space="preserve"> “Tive um sonho que me perturba e quero saber o que significa”.</w:t>
       </w:r>
     </w:p>
     <w:p>
@@ -755,7 +755,7 @@
         <w:rPr>
           <w:lang w:val="pt_PT" w:bidi="pt_PT"/>
         </w:rPr>
-        <w:t xml:space="preserve"> O rei replicou: “Se não me disserem o sonho e a sua interpretação, serão despedaçados, e suas casas serão destruídas por completo.</w:t>
+        <w:t xml:space="preserve"> O rei replicou: “Se não me disserem o sonho e a sua interpretação, serão despedaçados, e suas casas serão completamente destruídas.</w:t>
       </w:r>
     </w:p>
     <w:p>
@@ -776,7 +776,7 @@
         <w:rPr>
           <w:lang w:val="pt_PT" w:bidi="pt_PT"/>
         </w:rPr>
-        <w:t xml:space="preserve"> Mas, se revelarem o sonho e o explicarem, receberão presentes, recompensas e grande honra; portanto, declarem o sonho e o seu significado”.</w:t>
+        <w:t xml:space="preserve"> Mas, se revelarem o sonho e o explicarem, receberão presentes, recompensas e grande honra. Portanto, declarem o sonho e o seu significado”.</w:t>
       </w:r>
     </w:p>
     <w:p>
@@ -1028,7 +1028,7 @@
         <w:rPr>
           <w:lang w:val="pt_PT" w:bidi="pt_PT"/>
         </w:rPr>
-        <w:t xml:space="preserve"> Juntos, pediram misericórdia ao Deus dos céus, para que o segredo lhes fosse revelado e não perecessem com os outros sábios da Babilônia.</w:t>
+        <w:t xml:space="preserve"> Juntos, pediram ao Deus dos céus que tivesse misericórdia acerca desse mistério, para que eles e seus amigos não fossem executados com os outros sábios da Babilônia.</w:t>
       </w:r>
     </w:p>
     <w:p>
@@ -1091,7 +1091,7 @@
         <w:rPr>
           <w:lang w:val="pt_PT" w:bidi="pt_PT"/>
         </w:rPr>
-        <w:t xml:space="preserve"> Ele muda tempos e estações, remove reis e estabelece reis; concede sabedoria aos sábios e entendimento aos que têm discernimento.</w:t>
+        <w:t xml:space="preserve"> Ele muda tempos e estações, remove e estabelece reis; concede sabedoria aos sábios e entendimento aos que têm discernimento.</w:t>
       </w:r>
     </w:p>
     <w:p>
@@ -1154,7 +1154,7 @@
         <w:rPr>
           <w:lang w:val="pt_PT" w:bidi="pt_PT"/>
         </w:rPr>
-        <w:t xml:space="preserve"> Então Daniel foi até Arioque, encarregado de matar os sábios, e lhe disse: “Não mates os sábios da Babilônia; leva-me ao rei, e eu lhe darei a interpretação”.</w:t>
+        <w:t xml:space="preserve"> Então Daniel foi até Arioque, encarregado de matar os sábios, e lhe disse: “Não mate os sábios da Babilônia; leve-me ao rei, e eu lhe darei a interpretação”.</w:t>
       </w:r>
     </w:p>
     <w:p>
@@ -1196,7 +1196,7 @@
         <w:rPr>
           <w:lang w:val="pt_PT" w:bidi="pt_PT"/>
         </w:rPr>
-        <w:t xml:space="preserve"> O rei perguntou a Daniel, chamado Beltessazar: “Podes realmente dizer-me o sonho que tive e a sua interpretação?”.</w:t>
+        <w:t xml:space="preserve"> O rei perguntou a Daniel, chamado Beltessazar: “Você realmente pode dizer o sonho que tive e interpretá-lo?”.</w:t>
       </w:r>
     </w:p>
     <w:p>
@@ -1217,7 +1217,7 @@
         <w:rPr>
           <w:lang w:val="pt_PT" w:bidi="pt_PT"/>
         </w:rPr>
-        <w:t xml:space="preserve"> Daniel respondeu: “Nenhum sábio, astrólogo, mago ou adivinho pode revelar ao rei o mistério que ele pergunta.</w:t>
+        <w:t xml:space="preserve"> Daniel respondeu: “Nenhum sábio, astrólogo, mago ou adivinho pode revelar este mistério ao rei,</w:t>
       </w:r>
     </w:p>
     <w:p>
@@ -1238,7 +1238,7 @@
         <w:rPr>
           <w:lang w:val="pt_PT" w:bidi="pt_PT"/>
         </w:rPr>
-        <w:t xml:space="preserve"> Mas há um Deus nos céus que revela segredos; ele mostrou ao rei Nabucodonosor o que acontecerá nos dias futuros. O sonho e as visões do rei foram estes:</w:t>
+        <w:t xml:space="preserve"> mas há um Deus nos céus que revela segredos; ele mostrou ao rei Nabucodonosor o que acontecerá nos dias futuros. O sonho e as visões do rei foram estes:</w:t>
       </w:r>
     </w:p>
     <w:p>
@@ -1301,7 +1301,7 @@
         <w:rPr>
           <w:lang w:val="pt_PT" w:bidi="pt_PT"/>
         </w:rPr>
-        <w:t xml:space="preserve"> "Ó rei, tu viste uma grande estátua; era enorme, de brilho intenso, e causava temor ao ser contemplada.</w:t>
+        <w:t xml:space="preserve"> Ó rei, o senhor viu uma grande estátua; era enorme, de brilho intenso, e causava temor ao ser contemplada.</w:t>
       </w:r>
     </w:p>
     <w:p>
@@ -1364,7 +1364,7 @@
         <w:rPr>
           <w:lang w:val="pt_PT" w:bidi="pt_PT"/>
         </w:rPr>
-        <w:t xml:space="preserve"> Enquanto observavas, uma pedra foi cortada sem intervenção humana; ela atingiu os pés de ferro e barro da estátua e os despedaçou.</w:t>
+        <w:t xml:space="preserve"> Enquanto o rei observava, uma pedra foi cortada sem intervenção humana; ela atingiu os pés de ferro e barro da estátua e os despedaçou.</w:t>
       </w:r>
     </w:p>
     <w:p>
@@ -1406,7 +1406,7 @@
         <w:rPr>
           <w:lang w:val="pt_PT" w:bidi="pt_PT"/>
         </w:rPr>
-        <w:t xml:space="preserve"> Este foi o sonho; agora diremos ao rei a interpretação.</w:t>
+        <w:t xml:space="preserve"> Esse foi o sonho; agora diremos ao rei a interpretação.</w:t>
       </w:r>
     </w:p>
     <w:p>
@@ -1427,7 +1427,7 @@
         <w:rPr>
           <w:lang w:val="pt_PT" w:bidi="pt_PT"/>
         </w:rPr>
-        <w:t xml:space="preserve"> Ó rei, tu és rei de reis; o Deus dos céus te concedeu o reino, o poder, a força e a glória.</w:t>
+        <w:t xml:space="preserve"> Ó rei, o senhor é rei de reis; o Deus dos céus lhe concedeu o reino, o poder, a força e a glória.</w:t>
       </w:r>
     </w:p>
     <w:p>
@@ -1448,7 +1448,7 @@
         <w:rPr>
           <w:lang w:val="pt_PT" w:bidi="pt_PT"/>
         </w:rPr>
-        <w:t xml:space="preserve"> Ele te deu domínio sobre os homens, os animais do campo e as aves do céu; tu és a cabeça de ouro.</w:t>
+        <w:t xml:space="preserve"> Ele lhe deu domínio sobre os homens, os animais do campo e as aves do céu; o rei é a cabeça de ouro.</w:t>
       </w:r>
     </w:p>
     <w:p>
@@ -1469,7 +1469,7 @@
         <w:rPr>
           <w:lang w:val="pt_PT" w:bidi="pt_PT"/>
         </w:rPr>
-        <w:t xml:space="preserve"> Depois de ti surgirá outro reino, inferior ao teu; em seguida, um terceiro reino, de bronze, dominará sobre toda a terra.</w:t>
+        <w:t xml:space="preserve"> Depois do senhor surgirá outro reino, inferior ao seu; em seguida, surgirá um terceiro reino, de bronze, que dominará toda a terra.</w:t>
       </w:r>
     </w:p>
     <w:p>
@@ -1490,7 +1490,7 @@
         <w:rPr>
           <w:lang w:val="pt_PT" w:bidi="pt_PT"/>
         </w:rPr>
-        <w:t xml:space="preserve"> Haverá ainda um quarto reino, forte como o ferro, que quebra e esmaga tudo, assim como o ferro despedaça todas as coisas.</w:t>
+        <w:t xml:space="preserve"> Haverá ainda um quarto reino, forte como o ferro, que quebrará e esmagará tudo, assim como o ferro despedaça todas as coisas.</w:t>
       </w:r>
     </w:p>
     <w:p>
@@ -1553,7 +1553,7 @@
         <w:rPr>
           <w:lang w:val="pt_PT" w:bidi="pt_PT"/>
         </w:rPr>
-        <w:t xml:space="preserve"> O ferro misturado com barro mostra que buscarão unir-se por alianças humanas, mas não permanecerão unidos, assim como o ferro não se mistura com o barro.</w:t>
+        <w:t xml:space="preserve"> O ferro misturado com barro mostra que esses reinos tentarão se unir por meio de alianças políticas feitas por casamentos, mas essa união não se firmará, assim como o ferro não se mistura com o barro.</w:t>
       </w:r>
     </w:p>
     <w:p>
@@ -1574,7 +1574,7 @@
         <w:rPr>
           <w:lang w:val="pt_PT" w:bidi="pt_PT"/>
         </w:rPr>
-        <w:t xml:space="preserve"> Nos dias desses reis, o Deus do céu estabelecerá um reino que jamais será destruído; ele não passará a outro povo, mas destruirá todos os outros reinos e permanecerá para sempre.</w:t>
+        <w:t xml:space="preserve"> Nos dias desses reis, o Deus do céu estabelecerá um reino que jamais será destruído; esse reino não passará para outro povo, mas destruirá todos os outros reinos e permanecerá para sempre.</w:t>
       </w:r>
     </w:p>
     <w:p>
@@ -1595,7 +1595,7 @@
         <w:rPr>
           <w:lang w:val="pt_PT" w:bidi="pt_PT"/>
         </w:rPr>
-        <w:t xml:space="preserve"> Isso se refere à pedra cortada do monte sem mãos humanas, que reduziu a pó o ferro, o bronze, o barro, a prata e o ouro; o grande Deus revelou ao rei o que acontecerá no futuro. O sonho é verdadeiro, e a interpretação é fiel.</w:t>
+        <w:t xml:space="preserve"> Isso se refere à pedra cortada do monte, mas não por mãos humanas, que reduziu a pó o ferro, o bronze, o barro, a prata e o ouro; o grande Deus revelou ao rei o que acontecerá no futuro. O sonho é verdadeiro, e a interpretação é fiel”.</w:t>
       </w:r>
     </w:p>
     <w:p>
@@ -1616,7 +1616,7 @@
         <w:rPr>
           <w:lang w:val="pt_PT" w:bidi="pt_PT"/>
         </w:rPr>
-        <w:t xml:space="preserve"> Então o rei Nabucodonosor prostrou-se com o rosto em terra diante de Daniel e ordenou que lhe fossem oferecidas dádivas e incenso.</w:t>
+        <w:t xml:space="preserve"> Admirado, o rei Nabucodonosor prostrou-se diante de Daniel, prestou-lhe honra e ordenou que lhe fosse apresentada uma oferta de cereais e incenso.</w:t>
       </w:r>
     </w:p>
     <w:p>
@@ -1637,7 +1637,7 @@
         <w:rPr>
           <w:lang w:val="pt_PT" w:bidi="pt_PT"/>
         </w:rPr>
-        <w:t xml:space="preserve"> O rei disse a Daniel: “Certamente o teu Deus é o Deus dos deuses, o Senhor dos reis e o revelador de mistérios, pois pudeste revelar este segredo”.</w:t>
+        <w:t xml:space="preserve"> O rei disse a Daniel: “Certamente o seu Deus é o Deus dos deuses, o Senhor dos reis e o Revelador de mistérios, pois você pôde revelar este segredo”.</w:t>
       </w:r>
     </w:p>
     <w:p>
@@ -1716,7 +1716,7 @@
         <w:rPr>
           <w:lang w:val="pt_PT" w:bidi="pt_PT"/>
         </w:rPr>
-        <w:t xml:space="preserve"> O rei Nabucodonosor mandou fazer uma imagem de ouro com vinte e sete metros de altura e dois metros e setenta centímetros de largura, e a colocou na planície de Dura, na província da Babilônia.</w:t>
+        <w:t xml:space="preserve"> O rei Nabucodonosor mandou fazer uma imagem de ouro com 27 metros de altura e 2,70 de largura, e a colocou na planície de Dura, na província da Babilônia.</w:t>
       </w:r>
     </w:p>
     <w:p>
@@ -1800,7 +1800,7 @@
         <w:rPr>
           <w:lang w:val="pt_PT" w:bidi="pt_PT"/>
         </w:rPr>
-        <w:t xml:space="preserve"> Quando vocês ouvirem o som da trombeta, da flauta, da cítara, da lira, da harpa e de todo tipo de instrumento, vocês devem cair com o rosto em terra e prestar culto à imagem de ouro que o rei Nabucodonosor levantou.</w:t>
+        <w:t xml:space="preserve"> Quando vocês ouvirem o som da trombeta, da flauta, da cítara, da lira, da harpa e de todo tipo de instrumento, vocês devem se prostrar com o rosto em terra e prestar culto à imagem de ouro que o rei Nabucodonosor levantou.</w:t>
       </w:r>
     </w:p>
     <w:p>
@@ -1821,7 +1821,7 @@
         <w:rPr>
           <w:lang w:val="pt_PT" w:bidi="pt_PT"/>
         </w:rPr>
-        <w:t xml:space="preserve"> E quem não se prostrar e não a adorar será lançado imediatamente na grande fornalha em fogo”.</w:t>
+        <w:t xml:space="preserve"> E quem não se prostrar e não a adorar será lançado imediatamente na grande fornalha em chamas”.</w:t>
       </w:r>
     </w:p>
     <w:p>
@@ -1863,7 +1863,7 @@
         <w:rPr>
           <w:lang w:val="pt_PT" w:bidi="pt_PT"/>
         </w:rPr>
-        <w:t xml:space="preserve"> Nesse tempo, alguns astrólogos se aproximaram e apresentaram acusação contra os judeus.</w:t>
+        <w:t xml:space="preserve"> Nesse instante, alguns astrólogos se aproximaram e apresentaram acusação contra os judeus.</w:t>
       </w:r>
     </w:p>
     <w:p>
@@ -1884,7 +1884,7 @@
         <w:rPr>
           <w:lang w:val="pt_PT" w:bidi="pt_PT"/>
         </w:rPr>
-        <w:t xml:space="preserve"> Eles disseram ao rei Nabucodonosor: “Ó rei, vive para sempre.</w:t>
+        <w:t xml:space="preserve"> Eles disseram ao rei Nabucodonosor: “Ó rei, viva para sempre.</w:t>
       </w:r>
     </w:p>
     <w:p>
@@ -1905,7 +1905,7 @@
         <w:rPr>
           <w:lang w:val="pt_PT" w:bidi="pt_PT"/>
         </w:rPr>
-        <w:t xml:space="preserve"> Tu decretaste que, ao som da trombeta, da flauta, da cítara, do saltério, da flauta dupla e de todo instrumento, todos devem se prostrar e adorar a imagem de ouro;</w:t>
+        <w:t xml:space="preserve"> O senhor decretou que, ao som da trombeta, da flauta, da cítara, da lira, da harpa e de todo tipo de instrumento, todos devem se prostrar e adorar a imagem de ouro;</w:t>
       </w:r>
     </w:p>
     <w:p>
@@ -1926,7 +1926,7 @@
         <w:rPr>
           <w:lang w:val="pt_PT" w:bidi="pt_PT"/>
         </w:rPr>
-        <w:t xml:space="preserve"> e decretaste também que quem não se prostrar e não adorar será lançado na grande fornalha em fogo.</w:t>
+        <w:t xml:space="preserve"> e decretou também que quem não se prostrar e não adorar será lançado na grande fornalha em chamas.</w:t>
       </w:r>
     </w:p>
     <w:p>
@@ -1947,7 +1947,7 @@
         <w:rPr>
           <w:lang w:val="pt_PT" w:bidi="pt_PT"/>
         </w:rPr>
-        <w:t xml:space="preserve"> Há judeus—Sadraque, Mesaque e Abede-Nego—que tu colocaste sobre os assuntos da província da Babilônia; eles não dão atenção à tua ordem: não servem aos teus deuses e não adoram a imagem de ouro que levantaste”.</w:t>
+        <w:t xml:space="preserve"> Há judeus — Sadraque, Mesaque e Abede-Nego — que o senhor colocou sobre os assuntos da província da Babilônia; eles não dão atenção à sua ordem: não servem aos seus deuses e não adoram a imagem de ouro que o rei levantou”.</w:t>
       </w:r>
     </w:p>
     <w:p>
@@ -2010,7 +2010,7 @@
         <w:rPr>
           <w:lang w:val="pt_PT" w:bidi="pt_PT"/>
         </w:rPr>
-        <w:t xml:space="preserve"> Agora eu lhes darei mais uma chance: quando ouvirem a música da trombeta, da flauta, da cítara, do saltério, da flauta dupla e de todo tipo de instrumento, se vocês se prostrarem e adorarem a imagem que eu fiz, ficará bem; mas, se não a adorarem, serão lançados imediatamente na grande fornalha em fogo; e que deus poderá arrancar vocês das minhas mãos?”.</w:t>
+        <w:t xml:space="preserve"> Agora eu lhes darei mais uma chance: quando ouvirem a música da trombeta, da flauta, da cítara, da lira, da harpa e de todo tipo de instrumento, se vocês se prostrarem e adorarem a imagem que eu fiz, tudo ficará bem; mas, se não a adorarem, serão lançados imediatamente na grande fornalha em chamas; e que deus poderá arrancar vocês das minhas mãos?”.</w:t>
       </w:r>
     </w:p>
     <w:p>
@@ -2031,7 +2031,7 @@
         <w:rPr>
           <w:lang w:val="pt_PT" w:bidi="pt_PT"/>
         </w:rPr>
-        <w:t xml:space="preserve"> Sadraque, Mesaque e Abede-Nego responderam ao rei: “Ó rei Nabucodonosor, não precisamos apresentar defesa diante de ti.</w:t>
+        <w:t xml:space="preserve"> Sadraque, Mesaque e Abede-Nego responderam ao rei: “Ó rei Nabucodonosor, não precisamos apresentar defesa diante do senhor.</w:t>
       </w:r>
     </w:p>
     <w:p>
@@ -2052,7 +2052,7 @@
         <w:rPr>
           <w:lang w:val="pt_PT" w:bidi="pt_PT"/>
         </w:rPr>
-        <w:t xml:space="preserve"> Se o nosso Deus, a quem servimos, quiser nos salvar, ele pode nos livrar da grande fornalha em fogo e também das tuas mãos, ó rei.</w:t>
+        <w:t xml:space="preserve"> Se o nosso Deus, a quem servimos, quiser nos salvar, ele pode nos livrar da grande fornalha em chamas e também das suas mãos, ó rei.</w:t>
       </w:r>
     </w:p>
     <w:p>
@@ -2073,7 +2073,7 @@
         <w:rPr>
           <w:lang w:val="pt_PT" w:bidi="pt_PT"/>
         </w:rPr>
-        <w:t xml:space="preserve"> Mas, mesmo que ele não nos livre, fica sabendo, ó rei: não serviremos aos teus deuses e não adoraremos a imagem de ouro que levantaste”.</w:t>
+        <w:t xml:space="preserve"> Mas, mesmo que ele não nos livre, fique sabendo, ó rei: não serviremos aos seus deuses e não adoraremos a imagem de ouro que o rei levantou”.</w:t>
       </w:r>
     </w:p>
     <w:p>
@@ -2115,7 +2115,7 @@
         <w:rPr>
           <w:lang w:val="pt_PT" w:bidi="pt_PT"/>
         </w:rPr>
-        <w:t xml:space="preserve"> E chamou alguns dos homens mais fortes do seu exército e ordenou que amarrassem Sadraque, Mesaque e Abede-Nego e os lançassem na grande fornalha em fogo.</w:t>
+        <w:t xml:space="preserve"> E chamou alguns dos homens mais fortes do seu exército e ordenou que amarrassem Sadraque, Mesaque e Abede-Nego e os lançassem na grande fornalha acesa.</w:t>
       </w:r>
     </w:p>
     <w:p>
@@ -2199,7 +2199,7 @@
         <w:rPr>
           <w:lang w:val="pt_PT" w:bidi="pt_PT"/>
         </w:rPr>
-        <w:t xml:space="preserve"> Então o rei Nabucodonosor se levantou de repente, cheio de espanto, e perguntou aos seus conselheiros: “Não foram três homens que lançamos amarrados no fogo?” Eles responderam: “Sim, ó rei”.</w:t>
+        <w:t xml:space="preserve"> Então o rei Nabucodonosor se levantou de repente, cheio de espanto, e perguntou aos seus conselheiros: “Não foram três homens que lançamos amarrados no fogo?”. Eles responderam: “Sim, ó rei”.</w:t>
       </w:r>
     </w:p>
     <w:p>
@@ -2241,7 +2241,7 @@
         <w:rPr>
           <w:lang w:val="pt_PT" w:bidi="pt_PT"/>
         </w:rPr>
-        <w:t xml:space="preserve"> Então Nabucodonosor se aproximou da abertura da grande fornalha em fogo e gritou: “Servos do Deus Altíssimo, saiam e venham!” E Sadraque, Mesaque e Abede-Nego saíram do meio do fogo.</w:t>
+        <w:t xml:space="preserve"> Então Nabucodonosor se aproximou da abertura da grande fornalha em chamas e gritou: “Servos do Deus Altíssimo, saiam e venham!”. E Sadraque, Mesaque e Abede-Nego saíram do meio do fogo.</w:t>
       </w:r>
     </w:p>
     <w:p>
@@ -2262,7 +2262,7 @@
         <w:rPr>
           <w:lang w:val="pt_PT" w:bidi="pt_PT"/>
         </w:rPr>
-        <w:t xml:space="preserve"> E os príncipes, governadores, oficiais e conselheiros se ajuntaram e observaram que o fogo não teve poder sobre os corpos deles: nem um cabelo se queimou, nem as roupas se danificaram, e nem cheiro de fumaça havia neles.</w:t>
+        <w:t xml:space="preserve"> E os príncipes, governadores, oficiais e conselheiros se ajuntaram e observaram que o fogo não teve poder sobre o corpo deles: nem um fio de cabelo se queimou, nem as roupas se danificaram, e nem cheiro de fumaça havia neles.</w:t>
       </w:r>
     </w:p>
     <w:p>
@@ -2283,7 +2283,7 @@
         <w:rPr>
           <w:lang w:val="pt_PT" w:bidi="pt_PT"/>
         </w:rPr>
-        <w:t xml:space="preserve"> Então Nabucodonosor declarou: “Bendito seja o Deus de Sadraque, Mesaque e Abede-Nego, pois ele enviou o seu anjo e livrou os seus servos, que confiaram nele; eles desobedeceram à ordem do rei e preferiram entregar a própria vida a servir e adorar qualquer outro deus que não fosse o seu Deus.</w:t>
+        <w:t xml:space="preserve"> Então Nabucodonosor declarou: “Bendito seja o Deus de Sadraque, Mesaque e Abede-Nego, pois ele enviou o seu anjo e livrou os seus servos, que confiaram nele. Eles desobedeceram à ordem do rei e preferiram entregar a própria vida a servir e adorar qualquer outro deus que não fosse o seu Deus.</w:t>
       </w:r>
     </w:p>
     <w:p>
@@ -2362,7 +2362,7 @@
         <w:rPr>
           <w:lang w:val="pt_PT" w:bidi="pt_PT"/>
         </w:rPr>
-        <w:t xml:space="preserve"> Esta é a mensagem que o rei Nabucodonosor enviou a todos os povos, nações e línguas, em toda a terra: “Saudações; que a paz esteja com vocês!</w:t>
+        <w:t xml:space="preserve"> Esta é a mensagem que o rei Nabucodonosor enviou a todos os povos, nações e línguas, em toda a terra: Saudações; que a paz esteja com vocês!</w:t>
       </w:r>
     </w:p>
     <w:p>
@@ -2383,7 +2383,7 @@
         <w:rPr>
           <w:lang w:val="pt_PT" w:bidi="pt_PT"/>
         </w:rPr>
-        <w:t xml:space="preserve"> Quero tornar conhecidos os sinais e as maravilhas que o Deus Altíssimo realizou em meu favor”.</w:t>
+        <w:t xml:space="preserve"> Quero tornar conhecidos os sinais e as maravilhas que o Deus Altíssimo realizou em meu favor.</w:t>
       </w:r>
     </w:p>
     <w:p>
@@ -2404,7 +2404,7 @@
         <w:rPr>
           <w:lang w:val="pt_PT" w:bidi="pt_PT"/>
         </w:rPr>
-        <w:t xml:space="preserve"> Grandes são os seus sinais, poderosas são s suas maravilhas; o seu reino é reino eterno, e o seu domínio permanece de geração em geração”.</w:t>
+        <w:t xml:space="preserve"> Grandes são os seus sinais, poderosas são as suas maravilhas; o seu reino é eterno, e o seu domínio permanece de geração em geração.</w:t>
       </w:r>
     </w:p>
     <w:p>
@@ -2530,7 +2530,7 @@
         <w:rPr>
           <w:lang w:val="pt_PT" w:bidi="pt_PT"/>
         </w:rPr>
-        <w:t xml:space="preserve"> Eu disse: 'Beltessazar, chefe dos magos, sei que o espírito dos deuses santos está em você e que nenhum mistério o vence; diga-me a visão do meu sonho e o seu significado; ouça'.</w:t>
+        <w:t xml:space="preserve"> Eu disse: Beltessazar, chefe dos magos, sei que o espírito dos deuses santos está em você e que nenhum mistério o vence; diga-me a visão do meu sonho e o seu significado.</w:t>
       </w:r>
     </w:p>
     <w:p>
@@ -2614,7 +2614,7 @@
         <w:rPr>
           <w:lang w:val="pt_PT" w:bidi="pt_PT"/>
         </w:rPr>
-        <w:t xml:space="preserve"> Enquanto eu olhava, ainda deitado, vi uma sentinela, um anjo de Deus, descendo do céu.</w:t>
+        <w:t xml:space="preserve"> Enquanto eu olhava, ainda deitado, vi uma sentinela, um anjo, descendo do céu.</w:t>
       </w:r>
     </w:p>
     <w:p>
@@ -2635,7 +2635,7 @@
         <w:rPr>
           <w:lang w:val="pt_PT" w:bidi="pt_PT"/>
         </w:rPr>
-        <w:t xml:space="preserve"> Ele clamou com voz forte: ‘Cortem a árvore e derrubem-na; arranquem seus ramos, sacudam suas folhas, espalhem seus frutos; fujam os animais debaixo dela e as aves de seus ramos.</w:t>
+        <w:t xml:space="preserve"> Ele clamou com voz forte: “Cortem a árvore e derrubem-na; arranquem seus ramos, sacudam suas folhas, espalhem seus frutos; fujam os animais debaixo dela e as aves de seus ramos.</w:t>
       </w:r>
     </w:p>
     <w:p>
@@ -2677,7 +2677,7 @@
         <w:rPr>
           <w:lang w:val="pt_PT" w:bidi="pt_PT"/>
         </w:rPr>
-        <w:t xml:space="preserve"> Que o seu coração seja mudado; em lugar de mente humana, receba mente de animal; e que isso dure sete anos.</w:t>
+        <w:t xml:space="preserve"> Que o seu coração seja mudado; em lugar de mente humana, receba mente de animal; e que isso dure sete tempos.</w:t>
       </w:r>
     </w:p>
     <w:p>
@@ -2698,7 +2698,7 @@
         <w:rPr>
           <w:lang w:val="pt_PT" w:bidi="pt_PT"/>
         </w:rPr>
-        <w:t xml:space="preserve"> Esta decisão vem dos vigilantes, e esta ordem vem dos santos anjos, para que todos saibam que o Altíssimo governa sobre os reinos dos homens; ele os entrega a quem quer e pode levantar até o mais humilde'.</w:t>
+        <w:t xml:space="preserve"> Essa sentença foi dada por decreto dos vigilantes, e a decisão foi anunciada pela palavra dos santos, para que os que vivem saibam que o Altíssimo governa o reino dos homens. Ele dá esse reino a quem quer e coloca para governar até o mais humilde dos homens”.</w:t>
       </w:r>
     </w:p>
     <w:p>
@@ -2719,7 +2719,7 @@
         <w:rPr>
           <w:lang w:val="pt_PT" w:bidi="pt_PT"/>
         </w:rPr>
-        <w:t xml:space="preserve"> Este foi o sonho que eu, o rei Nabucodonosor, tive. Agora, Beltessazar, declare o seu significado, pois nenhum dos sábios do meu reino conseguiu explicá‑lo; somente você pode fazê‑lo, porque o espírito dos deuses santos habita em você.</w:t>
+        <w:t xml:space="preserve"> Esse foi o sonho que eu, o rei Nabucodonosor, tive. Agora, Beltessazar, diga qual é o significado, pois nenhum dos sábios do meu reino conseguiu explicá‑lo; somente você pode fazê‑lo, porque o espírito dos deuses santos habita em você.</w:t>
       </w:r>
     </w:p>
     <w:p>
@@ -2740,7 +2740,7 @@
         <w:rPr>
           <w:lang w:val="pt_PT" w:bidi="pt_PT"/>
         </w:rPr>
-        <w:t xml:space="preserve"> Daniel, também chamado Beltessazar, ficou em silêncio por algum tempo, profundamente abalado, e seus pensamentos o encheram de temor. Então o rei lhe disse: 'Beltessazar, não permita que o sonho nem a sua interpretação o perturbem'. Beltessazar respondeu: 'Meu senhor, eu desejaria que o sonho se cumprisse apenas sobre os teus inimigos, e que o seu significado recaísse somente sobre os teus adversários.</w:t>
+        <w:t xml:space="preserve"> Daniel, também chamado Beltessazar, ficou em silêncio por algum tempo, profundamente abalado, e seus pensamentos o encheram de temor. Então o rei lhe disse: “Beltessazar, não permita que o sonho nem a sua interpretação o perturbem”. Beltessazar respondeu: “Meu senhor, eu desejaria que o sonho se cumprisse apenas sobre os seus inimigos, e que o significado dele recaísse somente sobre os seus adversários.</w:t>
       </w:r>
     </w:p>
     <w:p>
@@ -2824,7 +2824,7 @@
         <w:rPr>
           <w:lang w:val="pt_PT" w:bidi="pt_PT"/>
         </w:rPr>
-        <w:t xml:space="preserve"> E quanto ao que o rei viu, uma sentinela, um anjo de Deus, descendo do céu e clamando: ‘Derrubem a árvore e destruam-na, mas deixem o toco com as raízes, preso com ferro e bronze, na erva do campo; que seja molhado pelo orvalho do céu e coma erva com os animais por sete anos’,</w:t>
+        <w:t xml:space="preserve"> E quanto ao que o rei viu, uma sentinela, um anjo, descendo do céu e clamando: ‘Derrubem a árvore e destruam-na, mas deixem o toco com as raízes, preso com ferro e bronze, na erva do campo; que seja molhado pelo orvalho do céu e coma erva com os animais por sete tempos’,</w:t>
       </w:r>
     </w:p>
     <w:p>
@@ -2866,7 +2866,7 @@
         <w:rPr>
           <w:lang w:val="pt_PT" w:bidi="pt_PT"/>
         </w:rPr>
-        <w:t xml:space="preserve"> O senhor será afastado do convívio dos homens; sua morada será com os animais do campo; o senhor comerá erva como o boi e será molhado pelo orvalho do céu; e assim passará sete anos, até reconhecer que o Altíssimo governa sobre os reinos dos homens e os dá a quem quer.</w:t>
+        <w:t xml:space="preserve"> O senhor será afastado do convívio dos homens; sua morada será com os animais do campo; o senhor comerá erva como o boi e será molhado pelo orvalho do céu; e assim passará sete tempos, até reconhecer que o Altíssimo governa sobre os reinos dos homens e os dá a quem quer.</w:t>
       </w:r>
     </w:p>
     <w:p>
@@ -2887,7 +2887,7 @@
         <w:rPr>
           <w:lang w:val="pt_PT" w:bidi="pt_PT"/>
         </w:rPr>
-        <w:t xml:space="preserve"> E quanto à ordem de deixar o toco com as raízes, isso significa que o seu reino lhe será devolvido, depois que o senhor reconhecer que o céu domina sobre a terra.</w:t>
+        <w:t xml:space="preserve"> E quanto à ordem de deixar o toco com as raízes, isso significa que o seu reino lhe será devolvido, depois que o senhor reconhecer que os céus dominam.</w:t>
       </w:r>
     </w:p>
     <w:p>
@@ -2908,7 +2908,7 @@
         <w:rPr>
           <w:lang w:val="pt_PT" w:bidi="pt_PT"/>
         </w:rPr>
-        <w:t xml:space="preserve"> Portanto, ó rei, aceite o meu conselho: abandone seus pecados e pratique o que é justo; deixe a injustiça e trate os pobres com misericórdia; talvez assim sua paz se prolongue'.</w:t>
+        <w:t xml:space="preserve"> Portanto, ó rei, aceite o meu conselho: abandone seus pecados e pratique o que é justo; deixe a injustiça e trate os pobres com misericórdia; talvez assim sua paz se prolongue”.</w:t>
       </w:r>
     </w:p>
     <w:p>
@@ -2950,7 +2950,7 @@
         <w:rPr>
           <w:lang w:val="pt_PT" w:bidi="pt_PT"/>
         </w:rPr>
-        <w:t xml:space="preserve"> Passados doze meses, ele caminhava sobre o terraço do palácio real,</w:t>
+        <w:t xml:space="preserve"> Passados doze meses, ele caminhava sobre o terraço do palácio real</w:t>
       </w:r>
     </w:p>
     <w:p>
@@ -2971,7 +2971,7 @@
         <w:rPr>
           <w:lang w:val="pt_PT" w:bidi="pt_PT"/>
         </w:rPr>
-        <w:t xml:space="preserve"> dizendo, com arrogância: 'Não é esta a grande Babilônia que eu construí, com a força do meu poder, para minha residência e para a glória da minha majestade?'.</w:t>
+        <w:t xml:space="preserve"> e disse: “Não é esta a grande Babilônia que eu construí como capital do meu reino, com a força do meu poder e para mostrar a minha grandeza?”.</w:t>
       </w:r>
     </w:p>
     <w:p>
@@ -2992,7 +2992,7 @@
         <w:rPr>
           <w:lang w:val="pt_PT" w:bidi="pt_PT"/>
         </w:rPr>
-        <w:t xml:space="preserve"> Ainda estava a palavra em sua boca, quando veio uma voz do céu: 'A você se anuncia, rei Nabucodonosor: o reino foi tirado de você.</w:t>
+        <w:t xml:space="preserve"> Ainda estava a palavra em sua boca, quando veio uma voz do céu: “A você se anuncia, rei Nabucodonosor: o reino foi tirado de você.</w:t>
       </w:r>
     </w:p>
     <w:p>
@@ -3013,7 +3013,7 @@
         <w:rPr>
           <w:lang w:val="pt_PT" w:bidi="pt_PT"/>
         </w:rPr>
-        <w:t xml:space="preserve"> Você será expulso do meio dos homens e viverá com os animais do campo; comerá erva como os bois por sete anos, até entender que Deus governa sobre os reinos da terra e os entrega a quem quer'.</w:t>
+        <w:t xml:space="preserve"> Você será expulso do meio dos homens e viverá com os animais do campo; comerá erva como os bois por sete tempos, até entender que Deus governa sobre os reinos da terra e os entrega a quem quer”.</w:t>
       </w:r>
     </w:p>
     <w:p>
@@ -3055,7 +3055,7 @@
         <w:rPr>
           <w:lang w:val="pt_PT" w:bidi="pt_PT"/>
         </w:rPr>
-        <w:t xml:space="preserve"> Ao fim daqueles sete anos, eu, Nabucodonosor, levantei os olhos ao céu; meu entendimento voltou, e eu bendisse o Altíssimo, louvei e glorifiquei aquele que vive para sempre; pois o seu domínio é domínio eterno, e o seu reino permanece de geração em geração.</w:t>
+        <w:t xml:space="preserve"> Ao fim daquele período, eu, Nabucodonosor, levantei os olhos ao céu; meu entendimento voltou, e eu bendisse o Altíssimo, louvei e glorifiquei aquele que vive para sempre; pois o seu domínio é eterno, e o seu reino permanece de geração em geração.</w:t>
       </w:r>
     </w:p>
     <w:p>
@@ -3076,7 +3076,7 @@
         <w:rPr>
           <w:lang w:val="pt_PT" w:bidi="pt_PT"/>
         </w:rPr>
-        <w:t xml:space="preserve"> Todos os moradores da terra são como nada diante dele; ele faz o que quer com o exército do céu e com os habitantes da terra; não há quem possa impedir a sua mão, nem questioná-lo, dizendo: 'O que estás fazendo?'.</w:t>
+        <w:t xml:space="preserve"> Todos os moradores da terra são como nada diante dele; ele faz o que quer com o exército do céu e com os habitantes da terra; não há quem possa impedir a sua mão, nem questioná-lo, dizendo: “O que estás fazendo?”.</w:t>
       </w:r>
     </w:p>
     <w:p>
@@ -3118,7 +3118,7 @@
         <w:rPr>
           <w:lang w:val="pt_PT" w:bidi="pt_PT"/>
         </w:rPr>
-        <w:t xml:space="preserve"> Agora eu, Nabucodonosor, louvo, exalto e honro o Rei do céu, porque todas as suas obras são verdadeiras e seus caminhos são justos; e ele pode humilhar os que andam com orgulho".</w:t>
+        <w:t xml:space="preserve"> Agora eu, Nabucodonosor, louvo, exalto e honro o Rei dos céus, porque todas as suas obras são verdadeiras e seus caminhos são justos; e ele pode humilhar os que andam com orgulho.</w:t>
       </w:r>
     </w:p>
     <w:p>
@@ -3239,7 +3239,7 @@
         <w:rPr>
           <w:lang w:val="pt_PT" w:bidi="pt_PT"/>
         </w:rPr>
-        <w:t xml:space="preserve"> De repente, diante das lâmpadas do palácio, apareceram dedos de uma mão humana escrevendo na parede; e o rei viu claramente os dedos em ação.</w:t>
+        <w:t xml:space="preserve"> De repente, diante das lâmpadas do palácio, apareceram dedos de mão humana escrevendo na parede; e o rei viu claramente os dedos em ação.</w:t>
       </w:r>
     </w:p>
     <w:p>
@@ -3365,7 +3365,7 @@
         <w:rPr>
           <w:lang w:val="pt_PT" w:bidi="pt_PT"/>
         </w:rPr>
-        <w:t xml:space="preserve"> “Há no seu reino um homem em quem habita o espírito dos deuses santos; nos dias de seu pai, ele mostrou grande entendimento e sabedoria, e parecia ter luz divina; Nabucodonosor o colocou como chefe dos magos, encantadores, astrólogos e adivinhos.</w:t>
+        <w:t xml:space="preserve"> Há no seu reino um homem em quem habita o espírito dos deuses santos; nos dias de seu pai, ele mostrou grande entendimento e sabedoria, e parecia ter luz divina; Nabucodonosor o colocou como chefe dos magos, encantadores, astrólogos e adivinhos.</w:t>
       </w:r>
     </w:p>
     <w:p>
@@ -3470,7 +3470,7 @@
         <w:rPr>
           <w:lang w:val="pt_PT" w:bidi="pt_PT"/>
         </w:rPr>
-        <w:t xml:space="preserve"> Disseram-me que você pode resolver mistérios; se explicar a escrita, vestirei você com roupas reais, colocarei uma corrente de ouro em seu pescoço e o farei a terceira autoridade do reino”.</w:t>
+        <w:t xml:space="preserve"> Disseram-me que você pode resolver mistérios. Se explicar a escrita, vestirei você com roupas reais, colocarei uma corrente de ouro em seu pescoço e o farei a terceira autoridade do reino”.</w:t>
       </w:r>
     </w:p>
     <w:p>
@@ -3491,7 +3491,7 @@
         <w:rPr>
           <w:lang w:val="pt_PT" w:bidi="pt_PT"/>
         </w:rPr>
-        <w:t xml:space="preserve"> Daniel respondeu: “Guarde seus presentes ou dê-os a outro; ainda assim, lerei a inscrição e direi ao rei o seu significado.</w:t>
+        <w:t xml:space="preserve"> Daniel respondeu: “Guarde seus presentes ou entregue-os a outro; ainda assim, lerei a inscrição e direi ao rei o seu significado.</w:t>
       </w:r>
     </w:p>
     <w:p>
@@ -3617,7 +3617,7 @@
         <w:rPr>
           <w:lang w:val="pt_PT" w:bidi="pt_PT"/>
         </w:rPr>
-        <w:t xml:space="preserve"> Mas se levantou contra o SENHOR dos céus, trouxe as taças do templo para esta festa, e você, seus convidados, suas esposas e outras mulheres beberam delas, enquanto exaltavam deuses de ouro, prata, bronze, ferro, madeira e pedra, que não veem, não ouvem e nada sabem; mas não honraram o Deus que sustenta sua vida e dirige seus caminhos.</w:t>
+        <w:t xml:space="preserve"> Mas se levantou contra o SENHOR dos céus, trouxe as taças do templo para esta festa, e o rei, seus convidados, suas esposas e outras mulheres beberam delas, enquanto exaltavam deuses de ouro, prata, bronze, ferro, madeira e pedra, que não veem, não ouvem e nada sabem; mas não honraram o Deus que sustenta sua vida e dirige seus caminhos.</w:t>
       </w:r>
     </w:p>
     <w:p>
@@ -3638,7 +3638,7 @@
         <w:rPr>
           <w:lang w:val="pt_PT" w:bidi="pt_PT"/>
         </w:rPr>
-        <w:t xml:space="preserve"> Por isso, Ele enviou a mão que escreveu esta mensagem.</w:t>
+        <w:t xml:space="preserve"> Por isso, ele enviou a mão que escreveu esta mensagem.</w:t>
       </w:r>
     </w:p>
     <w:p>
@@ -3659,7 +3659,7 @@
         <w:rPr>
           <w:lang w:val="pt_PT" w:bidi="pt_PT"/>
         </w:rPr>
-        <w:t xml:space="preserve"> A inscrição diz: ‘MENE, MENE, TEQUEL, PARSIM'.</w:t>
+        <w:t xml:space="preserve"> A inscrição diz: ‘MENE, MENE, TEQUEL, PARSIM’.</w:t>
       </w:r>
     </w:p>
     <w:p>
@@ -3680,7 +3680,7 @@
         <w:rPr>
           <w:lang w:val="pt_PT" w:bidi="pt_PT"/>
         </w:rPr>
-        <w:t xml:space="preserve"> 'MENE' quer dizer ‘contado’: Deus contou os dias do seu reinado e determinou o seu fim.</w:t>
+        <w:t xml:space="preserve"> 'MENE’ quer dizer ‘contado’: Deus contou os dias do seu reinado e determinou o seu fim.</w:t>
       </w:r>
     </w:p>
     <w:p>
@@ -3701,7 +3701,7 @@
         <w:rPr>
           <w:lang w:val="pt_PT" w:bidi="pt_PT"/>
         </w:rPr>
-        <w:t xml:space="preserve"> 'TEQUEL' quer dizer ‘pesado’: o senhor foi pesado na balança de Deus e foi achado em falta.</w:t>
+        <w:t xml:space="preserve"> 'TEQUEL’ quer dizer ‘pesado’: o senhor foi pesado na balança de Deus e foi achado em falta.</w:t>
       </w:r>
     </w:p>
     <w:p>
@@ -3722,7 +3722,7 @@
         <w:rPr>
           <w:lang w:val="pt_PT" w:bidi="pt_PT"/>
         </w:rPr>
-        <w:t xml:space="preserve"> 'PARSIM' quer dizer ‘dividido’: seu reino será dividido e entregue aos medos e aos persas”.</w:t>
+        <w:t xml:space="preserve"> 'PARSIM’ quer dizer ‘dividido’: seu reino será dividido e entregue aos medos e aos persas”.</w:t>
       </w:r>
     </w:p>
     <w:p>
@@ -3785,7 +3785,7 @@
         <w:rPr>
           <w:lang w:val="pt_PT" w:bidi="pt_PT"/>
         </w:rPr>
-        <w:t xml:space="preserve"> E Dario, o medo, tomou Babilônia e começou a reinar com sessenta e dois anos de idade.</w:t>
+        <w:t xml:space="preserve"> E Dario, o medo, tomou Babilônia e começou a reinar com 62 anos de idade.</w:t>
       </w:r>
     </w:p>
     <w:p>
@@ -3822,7 +3822,7 @@
         <w:rPr>
           <w:lang w:val="pt_PT" w:bidi="pt_PT"/>
         </w:rPr>
-        <w:t xml:space="preserve"> O rei Dario resolveu organizar o seu reino em cento e vinte províncias e colocou um governador sobre cada uma delas.</w:t>
+        <w:t xml:space="preserve"> O rei Dario resolveu organizar o seu reino em 120 províncias e colocou um governador sobre cada uma delas.</w:t>
       </w:r>
     </w:p>
     <w:p>
@@ -3843,7 +3843,7 @@
         <w:rPr>
           <w:lang w:val="pt_PT" w:bidi="pt_PT"/>
         </w:rPr>
-        <w:t xml:space="preserve"> Esses governadores prestavam contas a três ministros, e Daniel era um deles, para que o reino fosse bem administrado.</w:t>
+        <w:t xml:space="preserve"> Esses governadores prestavam contas a três ministros, e Daniel era um deles, para que o rei não sofresse nenhuma perda.</w:t>
       </w:r>
     </w:p>
     <w:p>
@@ -3885,7 +3885,7 @@
         <w:rPr>
           <w:lang w:val="pt_PT" w:bidi="pt_PT"/>
         </w:rPr>
-        <w:t xml:space="preserve"> Então os outros ministros e governadores, movidos por inveja, procuraram motivo para acusar Daniel na administração do reino; buscaram roubo e desonestidade, mas nada encontraram, pois ele era fiel e correto.</w:t>
+        <w:t xml:space="preserve"> Então os outros ministros e governadores, movidos por inveja, procuraram motivo para acusar Daniel na administração do reino; buscaram alguma falta ou desonestidade, mas nada encontraram, pois ele era fiel e correto.</w:t>
       </w:r>
     </w:p>
     <w:p>
@@ -3906,7 +3906,7 @@
         <w:rPr>
           <w:lang w:val="pt_PT" w:bidi="pt_PT"/>
         </w:rPr>
-        <w:t xml:space="preserve"> E disseram entre si: não acharemos acusação contra Daniel, a não ser que a encontremos em algo ligado à lei do Deus dele.</w:t>
+        <w:t xml:space="preserve"> E disseram entre si: “Não acharemos acusação contra Daniel, a não ser que a encontremos em algo ligado à lei do Deus dele”.</w:t>
       </w:r>
     </w:p>
     <w:p>
@@ -3969,7 +3969,7 @@
         <w:rPr>
           <w:lang w:val="pt_PT" w:bidi="pt_PT"/>
         </w:rPr>
-        <w:t xml:space="preserve"> Agora, ó rei, assine o decreto e confirme a lei, para que não seja alterada, conforme o costume dos medos e dos persas, pois o que o rei assina não pode ser revogado".</w:t>
+        <w:t xml:space="preserve"> Agora, ó rei, assine o decreto e confirme a lei, para que não seja alterada, conforme o costume dos medos e dos persas, pois o que o rei assina não pode ser revogado”.</w:t>
       </w:r>
     </w:p>
     <w:p>
@@ -4032,7 +4032,7 @@
         <w:rPr>
           <w:lang w:val="pt_PT" w:bidi="pt_PT"/>
         </w:rPr>
-        <w:t xml:space="preserve"> Então aqueles homens foram juntos à casa de Daniel e o encontraram em oração, pedindo ajuda ao seu Deus.</w:t>
+        <w:t xml:space="preserve"> Então aqueles homens foram juntos à casa de Daniel e o encontraram em oração, pedindo ajuda a Deus.</w:t>
       </w:r>
     </w:p>
     <w:p>
@@ -4053,7 +4053,7 @@
         <w:rPr>
           <w:lang w:val="pt_PT" w:bidi="pt_PT"/>
         </w:rPr>
-        <w:t xml:space="preserve"> E correram ao rei e lhe disseram: “Majestade, o senhor não assinou um decreto de que, por trinta dias, ninguém faria pedido a deus algum nem a homem algum, a não ser ao rei, e que o desobediente seria lançado na cova dos leões?” E o rei respondeu: “Sim; a palavra está firmada e não pode ser mudada, segundo a lei da Média e da Pérsia”.</w:t>
+        <w:t xml:space="preserve"> E correram ao rei e lhe disseram: “Majestade, o senhor não assinou um decreto de que, por trinta dias, ninguém faria pedido a deus algum nem a homem algum, a não ser ao rei, e que o desobediente seria lançado na cova dos leões?”. E o rei respondeu: “Sim; a palavra está firmada e não pode ser mudada, segundo a lei da Média e da Pérsia”.</w:t>
       </w:r>
     </w:p>
     <w:p>
@@ -4074,7 +4074,7 @@
         <w:rPr>
           <w:lang w:val="pt_PT" w:bidi="pt_PT"/>
         </w:rPr>
-        <w:t xml:space="preserve"> Então disseram ao rei: “Daniel, um dos exilados de Judá, não dá atenção ao senhor nem ao decreto que o senhor assinou; ele continua fazendo suas orações ao Deus dele, três vezes ao dia”.</w:t>
+        <w:t xml:space="preserve"> Então disseram ao rei: “Daniel, um dos exilados de Judá, não dá atenção ao rei nem ao decreto que o senhor assinou; ele continua a fazer suas orações ao Deus dele, três vezes ao dia”.</w:t>
       </w:r>
     </w:p>
     <w:p>
@@ -4179,7 +4179,7 @@
         <w:rPr>
           <w:lang w:val="pt_PT" w:bidi="pt_PT"/>
         </w:rPr>
-        <w:t xml:space="preserve"> Depois disso, o rei voltou ao palácio; não quis comer, nem aceitou divertimento; afastou a música, e o sono fugiu dele, e passou a noite acordado.</w:t>
+        <w:t xml:space="preserve"> Depois disso, o rei voltou ao palácio; não quis comer, nem aceitou nenhum divertimento, e o sono fugiu dele, e passou a noite acordado.</w:t>
       </w:r>
     </w:p>
     <w:p>
@@ -4221,7 +4221,7 @@
         <w:rPr>
           <w:lang w:val="pt_PT" w:bidi="pt_PT"/>
         </w:rPr>
-        <w:t xml:space="preserve"> E, ao aproximar-se da cova, com voz triste, clamou: “Daniel, servo do Deus vivo, será que o seu Deus, a quem você adora, pôde livrá-lo dos leões?”.</w:t>
+        <w:t xml:space="preserve"> E, ao aproximar-se da cova, com voz triste, clamou: “Daniel, servo do Deus vivo, será que o seu Deus, a quem você serve continuamente, pôde livrá-lo dos leões?”.</w:t>
       </w:r>
     </w:p>
     <w:p>
@@ -4305,7 +4305,7 @@
         <w:rPr>
           <w:lang w:val="pt_PT" w:bidi="pt_PT"/>
         </w:rPr>
-        <w:t xml:space="preserve"> E o rei ordenou que trouxessem os homens que haviam acusado Daniel com maldade; e eles, com suas famílias, foram lançados na cova dos leões; e, antes de chegarem ao fundo, os leões os dominaram e os despedaçaram.</w:t>
+        <w:t xml:space="preserve"> E o rei ordenou que trouxessem os homens que haviam acusado Daniel com maldade; e eles, com suas famílias, foram lançados na cova dos leões; e, antes de chegarem ao fundo, os leões os dominaram e despedaçaram todos os seus ossos.</w:t>
       </w:r>
     </w:p>
     <w:p>
@@ -4347,7 +4347,7 @@
         <w:rPr>
           <w:lang w:val="pt_PT" w:bidi="pt_PT"/>
         </w:rPr>
-        <w:t xml:space="preserve"> Eu estabeleço um decreto: em todo o meu reino, todos temam e respeitem o Deus de Daniel, porque ele é o Deus vivo e permanece para sempre; o seu reino não será destruído, e o seu domínio não terá fim”.</w:t>
+        <w:t xml:space="preserve"> Eu estabeleço um decreto: em todo o meu reino, todos temam e respeitem o Deus de Daniel, porque ele é o Deus vivo e permanece para sempre; o seu reino não será destruído, e o seu domínio não terá fim.</w:t>
       </w:r>
     </w:p>
     <w:p>
@@ -4447,7 +4447,7 @@
         <w:rPr>
           <w:lang w:val="pt_PT" w:bidi="pt_PT"/>
         </w:rPr>
-        <w:t xml:space="preserve"> “Na visão do meu sonho, eu vi o mar agitado por uma grande tempestade, e os ventos vinham de todos os lados.</w:t>
+        <w:t xml:space="preserve"> “Na visão do meu sonho, eu vi os quatro ventos do céu agitando o grande mar.</w:t>
       </w:r>
     </w:p>
     <w:p>
@@ -4594,7 +4594,7 @@
         <w:rPr>
           <w:lang w:val="pt_PT" w:bidi="pt_PT"/>
         </w:rPr>
-        <w:t xml:space="preserve"> Continuei olhando, e tronos foram colocados; e um Ancião, aquele que existe desde sempre, tomou assento; sua roupa era branca como neve, e o cabelo de sua cabeça era branco como lã; seu trono era como fogo ardente, e suas rodas eram fogo.</w:t>
+        <w:t xml:space="preserve"> Continuei a olhar, e tronos foram colocados; e um Ancião se assentou; sua roupa era branca como neve, e o cabelo era branco como lã; seu trono era como fogo ardente, e as rodas do trono estavam incandescentes.</w:t>
       </w:r>
     </w:p>
     <w:p>
@@ -4615,7 +4615,7 @@
         <w:rPr>
           <w:lang w:val="pt_PT" w:bidi="pt_PT"/>
         </w:rPr>
-        <w:t xml:space="preserve"> Diante dele saía um rio de fogo, que corria sem parar; milhares de milhares o serviam, e milhões de milhões estavam em pé diante dele; o tribunal se assentou, e os livros foram abertos.</w:t>
+        <w:t xml:space="preserve"> Diante dele saía um rio de fogo; milhares de milhares o serviam, e milhões de milhões estavam em pé diante dele; o tribunal iniciou o julgamento, e os livros foram abertos.</w:t>
       </w:r>
     </w:p>
     <w:p>
@@ -4636,7 +4636,7 @@
         <w:rPr>
           <w:lang w:val="pt_PT" w:bidi="pt_PT"/>
         </w:rPr>
-        <w:t xml:space="preserve"> Então eu continuei olhando por causa das palavras orgulhosas que o chifre falava; e vi que o animal foi morto, seu corpo foi destruído e entregue ao fogo para ser queimado.</w:t>
+        <w:t xml:space="preserve"> Então eu continuei a olhar por causa das palavras orgulhosas que o chifre falava; e vi que o animal foi morto, seu corpo foi destruído e entregue ao fogo para ser queimado.</w:t>
       </w:r>
     </w:p>
     <w:p>
@@ -4699,7 +4699,7 @@
         <w:rPr>
           <w:lang w:val="pt_PT" w:bidi="pt_PT"/>
         </w:rPr>
-        <w:t xml:space="preserve"> E a ele foram dados autoridade, glória e reino, para que todos os povos, nações e línguas o servissem; seu domínio é domínio eterno, que não passará, e seu reino não será destruído.</w:t>
+        <w:t xml:space="preserve"> E a ele foram dados autoridade, glória e reino, para que todos os povos, nações e línguas o adorassem; seu domínio é domínio eterno, que não passará, e seu reino não será destruído.</w:t>
       </w:r>
     </w:p>
     <w:p>
@@ -4762,7 +4762,7 @@
         <w:rPr>
           <w:lang w:val="pt_PT" w:bidi="pt_PT"/>
         </w:rPr>
-        <w:t xml:space="preserve"> 'Esses quatro grandes animais são quatro reis que se levantarão na terra.</w:t>
+        <w:t xml:space="preserve"> 'Esses quatro grandes animais são quatro reinos que se levantarão na terra.</w:t>
       </w:r>
     </w:p>
     <w:p>
@@ -4930,7 +4930,7 @@
         <w:rPr>
           <w:lang w:val="pt_PT" w:bidi="pt_PT"/>
         </w:rPr>
-        <w:t xml:space="preserve"> Ele falará contra o Deus Altíssimo, perseguirá os santos do Deus Altíssimo e tentará mudar leis, costumes e padrões; e os santos serão entregues nas mãos dele por três anos e meio.</w:t>
+        <w:t xml:space="preserve"> Ele falará contra o Altíssimo, perseguirá os santos do Altíssimo e tentará mudar os tempos e as leis; e os santos serão entregues nas mãos dele por um tempo, tempos e meio tempo.</w:t>
       </w:r>
     </w:p>
     <w:p>
@@ -4972,7 +4972,7 @@
         <w:rPr>
           <w:lang w:val="pt_PT" w:bidi="pt_PT"/>
         </w:rPr>
-        <w:t xml:space="preserve"> Então o reino, o domínio e a grandeza dos reinos debaixo de todo o céu serão dados ao povo dos santos do Deus Altíssimo; o reino dele é reino eterno, e todos os domínios o servirão e lhe obedecerão’.</w:t>
+        <w:t xml:space="preserve"> Então o reino, o domínio e a grandeza dos reinos debaixo de todo o céu serão dados ao povo santo do Altíssimo; o reino dele é eterno, e todos os governantes o adorarão e lhe obedecerão’.</w:t>
       </w:r>
     </w:p>
     <w:p>
@@ -4993,7 +4993,7 @@
         <w:rPr>
           <w:lang w:val="pt_PT" w:bidi="pt_PT"/>
         </w:rPr>
-        <w:t xml:space="preserve"> Aqui terminou a visão; eu, Daniel, fiquei muito perturbado, meu rosto empalideceu, mas guardei essas coisas comigo e não as contei a ninguém”.</w:t>
+        <w:t xml:space="preserve"> Aqui terminou a visão; eu, Daniel, fiquei muito perturbado, meu rosto empalideceu, mas guardei essas coisas comigo”.</w:t>
       </w:r>
     </w:p>
     <w:p>
@@ -5051,7 +5051,7 @@
         <w:rPr>
           <w:lang w:val="pt_PT" w:bidi="pt_PT"/>
         </w:rPr>
-        <w:t xml:space="preserve"> Na visão, eu estava em Susã, cidade de governo do império, na província de Elão; e eu me achava de pé junto ao rio Ulai.</w:t>
+        <w:t xml:space="preserve"> Na visão, eu me vi na cidadela de Susã, na província de Elão; e eu estava em pé junto ao rio Ulai.</w:t>
       </w:r>
     </w:p>
     <w:p>
@@ -5093,7 +5093,7 @@
         <w:rPr>
           <w:lang w:val="pt_PT" w:bidi="pt_PT"/>
         </w:rPr>
-        <w:t xml:space="preserve"> O carneiro dava chifradas e avançava para o oeste, para o norte e para o sul; ninguém conseguia resistir, ninguém conseguia livrar as vítimas; ele fazia o que queria e se tornava cada vez maior.</w:t>
+        <w:t xml:space="preserve"> O carneiro dava chifradas e avançava para o oeste, para o norte e para o sul; ninguém conseguia resistir a ele nem livrar as vítimas; ele fazia o que queria e se tornava cada vez maior.</w:t>
       </w:r>
     </w:p>
     <w:p>
@@ -5156,7 +5156,7 @@
         <w:rPr>
           <w:lang w:val="pt_PT" w:bidi="pt_PT"/>
         </w:rPr>
-        <w:t xml:space="preserve"> Vi o bode aproximar-se com ira; ele golpeou o carneiro, quebrou os seus dois chifres, e o carneiro não teve poder para resistir; o bode o derrubou, o pisou, e ninguém pôde arrancar o carneiro de sua mão.</w:t>
+        <w:t xml:space="preserve"> Vi o bode aproximar-se com ira; ele golpeou o carneiro, quebrou os seus dois chifres, e o carneiro não teve poder para resistir; o bode o derrubou, o pisou, e ninguém pôde resgatar o carneiro das suas garras.</w:t>
       </w:r>
     </w:p>
     <w:p>
@@ -5240,7 +5240,7 @@
         <w:rPr>
           <w:lang w:val="pt_PT" w:bidi="pt_PT"/>
         </w:rPr>
-        <w:t xml:space="preserve"> Ele se levantou até contra o Comandante do exército do céu; tirou o sacrifício diário e profanou o lugar santo do templo.</w:t>
+        <w:t xml:space="preserve"> Ele se levantou contra o Comandante do exército; tirou o sacrifício diário, e o lugar do santuário foi destruído.</w:t>
       </w:r>
     </w:p>
     <w:p>
@@ -5261,7 +5261,7 @@
         <w:rPr>
           <w:lang w:val="pt_PT" w:bidi="pt_PT"/>
         </w:rPr>
-        <w:t xml:space="preserve"> Por causa da rebelião, o exército dos santos e o sacrifício diário foram entregues ao chifre; a verdade e a justiça foram lançadas ao chão, e a maldade se espalhou.</w:t>
+        <w:t xml:space="preserve"> Por causa da rebelião, o exército dos santos e o sacrifício diário foram entregues ao chifre. Ele teve sucesso em tudo o que fazia, e a verdade foi lançada ao chão.</w:t>
       </w:r>
     </w:p>
     <w:p>
@@ -5303,7 +5303,7 @@
         <w:rPr>
           <w:lang w:val="pt_PT" w:bidi="pt_PT"/>
         </w:rPr>
-        <w:t xml:space="preserve"> E o outro respondeu: “Serão dois mil e trezentos dias; depois disso, o santuário será consagrado de novo”.</w:t>
+        <w:t xml:space="preserve"> E o outro respondeu: “Serão 2.300 tardes e manhãs; depois disso, o santuário será reconsagrado”.</w:t>
       </w:r>
     </w:p>
     <w:p>
@@ -5366,7 +5366,7 @@
         <w:rPr>
           <w:lang w:val="pt_PT" w:bidi="pt_PT"/>
         </w:rPr>
-        <w:t xml:space="preserve"> Gabriel veio na minha direção; e, quando se aproximou, fui tomado de medo, caí por terra e escondi o rosto; e ele disse: “Filho do homem, entenda: esta visão se cumprirá no fim dos tempos”.</w:t>
+        <w:t xml:space="preserve"> Gabriel veio na minha direção; e, quando se aproximou, fui tomado de medo, caí por terra e escondi o rosto. Ele então me disse: “Filho do homem, entenda: esta visão se cumprirá no fim dos tempos”.</w:t>
       </w:r>
     </w:p>
     <w:p>
@@ -5387,7 +5387,7 @@
         <w:rPr>
           <w:lang w:val="pt_PT" w:bidi="pt_PT"/>
         </w:rPr>
-        <w:t xml:space="preserve"> Enquanto ele falava comigo, eu desmaiei e fiquei com o rosto no chão; mas ele me tocou e me pôs de pé.</w:t>
+        <w:t xml:space="preserve"> Enquanto ele falava comigo, fiquei sem forças e caí com o rosto em terra; então ele tocou em mim e me pôs em pé.</w:t>
       </w:r>
     </w:p>
     <w:p>
@@ -5408,7 +5408,7 @@
         <w:rPr>
           <w:lang w:val="pt_PT" w:bidi="pt_PT"/>
         </w:rPr>
-        <w:t xml:space="preserve"> E ele disse: “Eu vim para lhe mostrar o que acontecerá nos últimos dias, no tempo da ira, porque o que você viu se cumprirá no fim da história.</w:t>
+        <w:t xml:space="preserve"> E ele disse: “Vou contar-lhe o que acontecerá depois, no tempo da ira, pois a visão se refere ao tempo do fim.</w:t>
       </w:r>
     </w:p>
     <w:p>
@@ -5492,7 +5492,7 @@
         <w:rPr>
           <w:lang w:val="pt_PT" w:bidi="pt_PT"/>
         </w:rPr>
-        <w:t xml:space="preserve"> Quando esses reinos estiverem perto do fim, e quando a rebelião e a maldade chegarem ao máximo, se levantará um rei cruel e astuto, hábil em acordos e em enganos.</w:t>
+        <w:t xml:space="preserve"> No final do reinado deles, quando a rebelião dos ímpios tiver chegado ao máximo, surgirá um rei mau e enganador.</w:t>
       </w:r>
     </w:p>
     <w:p>
@@ -5534,7 +5534,7 @@
         <w:rPr>
           <w:lang w:val="pt_PT" w:bidi="pt_PT"/>
         </w:rPr>
-        <w:t xml:space="preserve"> Com mentiras e armadilhas, ele vencerá muitos de surpresa, quando pensarem estar seguros; ele se exaltará e se levantará contra o Príncipe dos príncipes; mas será destruído, e não por mão humana.</w:t>
+        <w:t xml:space="preserve"> Com o intuito de prosperar, ele enganará a muitos e se considerará superior aos outros. Destruirá muitos que confiam nele e se levantará contra o Príncipe dos príncipes. Apesar disso, será destruído, mas não pelo poder dos homens.</w:t>
       </w:r>
     </w:p>
     <w:p>
@@ -5555,7 +5555,7 @@
         <w:rPr>
           <w:lang w:val="pt_PT" w:bidi="pt_PT"/>
         </w:rPr>
-        <w:t xml:space="preserve"> Quanto aos dois mil e trezentos dias de que você ouviu falar, isso é verdadeiro e exato; porém acontecerá muito tempo depois; por isso, guarde esta visão em segredo”.</w:t>
+        <w:t xml:space="preserve"> A visão das 2.300 tardes e manhãs que você recebeu é verdadeira; guarde, porém, a visão, pois ela se refere a um futuro distante”.</w:t>
       </w:r>
     </w:p>
     <w:p>
@@ -5576,7 +5576,7 @@
         <w:rPr>
           <w:lang w:val="pt_PT" w:bidi="pt_PT"/>
         </w:rPr>
-        <w:t xml:space="preserve"> Por causa disso, eu, Daniel, fiquei fraco e doente por muitos dias; depois me levantei e voltei aos negócios do rei; mas eu continuava perturbado com a visão e não conseguia entendê-la.</w:t>
+        <w:t xml:space="preserve"> Eu, Daniel, fiquei exausto e doente por vários dias; depois me levantei e voltei aos negócios do rei. Eu estava assustado com a visão; ela estava além da minha compreensão.</w:t>
       </w:r>
     </w:p>
     <w:p>
@@ -5655,7 +5655,7 @@
         <w:rPr>
           <w:lang w:val="pt_PT" w:bidi="pt_PT"/>
         </w:rPr>
-        <w:t xml:space="preserve"> Então voltei o meu rosto ao SENHOR Deus para buscá-lo com oração intensa; jejuei, vesti pano de saco e pus cinza sobre a cabeça.</w:t>
+        <w:t xml:space="preserve"> Então voltei o meu rosto ao SENHOR Deus para buscá-lo com oração intensa; jejuei, vesti pano de saco e pus cinzas sobre a cabeça.</w:t>
       </w:r>
     </w:p>
     <w:p>
@@ -5676,7 +5676,7 @@
         <w:rPr>
           <w:lang w:val="pt_PT" w:bidi="pt_PT"/>
         </w:rPr>
-        <w:t xml:space="preserve"> Confessei ao SENHOR, meu Deus, o meu pecado e o pecado do meu povo, e orei dizendo: “Ó SENHOR, Deus grande e temível, tu guardas a aliança e o amor fiel com os que te amam e obedecem aos teus mandamentos.</w:t>
+        <w:t xml:space="preserve"> Confessei ao SENHOR, meu Deus, o meu pecado e o pecado do meu povo, e orei: “Ó SENHOR, Deus grande e temível, tu guardas a aliança e o amor fiel para com os que te amam e obedecem aos teus mandamentos.</w:t>
       </w:r>
     </w:p>
     <w:p>
@@ -5760,7 +5760,7 @@
         <w:rPr>
           <w:lang w:val="pt_PT" w:bidi="pt_PT"/>
         </w:rPr>
-        <w:t xml:space="preserve"> Ó SENHOR, a vergonha cobre a nós, aos nossos reis, aos nossos príncipes e aos nossos pais, porque pecamos contra ti.</w:t>
+        <w:t xml:space="preserve"> Ó SENHOR, estamos envergonhados: nós, os nossos reis, os nossos príncipes e os nossos pais, porque pecamos contra ti.</w:t>
       </w:r>
     </w:p>
     <w:p>
@@ -5907,7 +5907,7 @@
         <w:rPr>
           <w:lang w:val="pt_PT" w:bidi="pt_PT"/>
         </w:rPr>
-        <w:t xml:space="preserve"> “Ó SENHOR, nosso Deus, tu tiraste o teu povo da terra do Egito com mão poderosa e fizeste o teu nome conhecido, como se vê até hoje; nós pecamos, nós praticamos o mal.</w:t>
+        <w:t xml:space="preserve"> Ó SENHOR, nosso Deus, tu tiraste o teu povo da terra do Egito com mão poderosa e fizeste o teu nome conhecido, como se vê até hoje; nós pecamos, nós praticamos o mal.</w:t>
       </w:r>
     </w:p>
     <w:p>
@@ -6075,7 +6075,7 @@
         <w:rPr>
           <w:lang w:val="pt_PT" w:bidi="pt_PT"/>
         </w:rPr>
-        <w:t xml:space="preserve"> No instante em que você começou a suplicar, uma ordem foi dada; eu vim para lhe anunciar essa ordem, porque você é muito amado; portanto, preste atenção e compreenda a visão.</w:t>
+        <w:t xml:space="preserve"> No instante em que você começou a suplicar, uma ordem foi dada; eu vim para lhe anunciar essa ordem, porque você é muito amado. Portanto, preste atenção e compreenda a visão.</w:t>
       </w:r>
     </w:p>
     <w:p>
@@ -6117,7 +6117,7 @@
         <w:rPr>
           <w:lang w:val="pt_PT" w:bidi="pt_PT"/>
         </w:rPr>
-        <w:t xml:space="preserve"> Saiba e entenda: desde a saída da ordem para restaurar e reconstruir Jerusalém até a vinda do Ungido haverá sete semanas e mais sessenta e duas semanas; ela será reconstruída com praça e com muros, ainda que em tempos difíceis.</w:t>
+        <w:t xml:space="preserve"> Saiba e entenda: desde a saída da ordem para restaurar e reconstruir Jerusalém até a vinda do Ungido haverá 7 semanas e mais 62 semanas. Ela será reconstruída com praça e com muros, ainda que em tempos difíceis.</w:t>
       </w:r>
     </w:p>
     <w:p>
@@ -6138,7 +6138,7 @@
         <w:rPr>
           <w:lang w:val="pt_PT" w:bidi="pt_PT"/>
         </w:rPr>
-        <w:t xml:space="preserve"> Depois das sessenta e duas semanas, o Ungido será morto e nada terá; e o povo de um governante que virá destruirá a cidade e o Lugar Santo; o fim virá como uma inundação, e até o fim haverá guerra, e desolações já estão decretadas.</w:t>
+        <w:t xml:space="preserve"> Depois das 62 semanas, o Ungido será morto e nada terá; e o povo de um governante que virá destruirá a cidade e o Lugar Santo; o fim virá como uma inundação, e até o fim haverá guerra, e desolações já estão decretadas.</w:t>
       </w:r>
     </w:p>
     <w:p>
@@ -6159,7 +6159,7 @@
         <w:rPr>
           <w:lang w:val="pt_PT" w:bidi="pt_PT"/>
         </w:rPr>
-        <w:t xml:space="preserve"> Ele firmará uma aliança com muitos por uma semana; na metade da semana fará cessar o sacrifício e a oferta, e sobre a parte mais alta do templo virá a profanação extrema; mas, no tempo determinado, a destruição cairá de repente sobre o perverso”.</w:t>
+        <w:t xml:space="preserve"> Esse governante firmará uma aliança com muitos por uma semana; na metade da semana fará cessar o sacrifício e a oferta, e sobre a parte mais alta do templo virá a profanação extrema; mas, no tempo determinado, a destruição cairá de repente sobre o perverso”.</w:t>
       </w:r>
     </w:p>
     <w:p>
@@ -6196,7 +6196,7 @@
         <w:rPr>
           <w:lang w:val="pt_PT" w:bidi="pt_PT"/>
         </w:rPr>
-        <w:t xml:space="preserve"> No terceiro ano do governo de Ciro, rei da Pérsia, Daniel, chamado também Beltessazar, recebeu uma nova visão; ela tratava de fatos certos sobre o futuro, tempos longos de conflito, dias de guerra e dor, e desta vez ele compreendeu o sentido da revelação.</w:t>
+        <w:t xml:space="preserve"> No terceiro ano do governo de Ciro, rei da Pérsia, Daniel, chamado também Beltessazar, recebeu uma revelação verdadeira sobre uma grande guerra; e, por meio de uma visão, ele compreendeu o sentido da mensagem.</w:t>
       </w:r>
     </w:p>
     <w:p>
@@ -6238,7 +6238,7 @@
         <w:rPr>
           <w:lang w:val="pt_PT" w:bidi="pt_PT"/>
         </w:rPr>
-        <w:t xml:space="preserve"> Durante essas três semanas, não provei alimento especial; não comi carne, não bebi vinho, nem usei perfumes ou essências.</w:t>
+        <w:t xml:space="preserve"> Durante essas três semanas, não provei nenhum alimento saboroso; não comi carne, não bebi vinho, nem usei perfumes ou essências.</w:t>
       </w:r>
     </w:p>
     <w:p>
@@ -6385,7 +6385,7 @@
         <w:rPr>
           <w:lang w:val="pt_PT" w:bidi="pt_PT"/>
         </w:rPr>
-        <w:t xml:space="preserve"> Então uma mão me tocou e me ergueu, deixando-me apoiado sobre os joelhos trêmulos e as mãos.</w:t>
+        <w:t xml:space="preserve"> Então a mão de alguém me tocou e me ergueu, deixando-me apoiado sobre as mãos e os joelhos trêmulos.</w:t>
       </w:r>
     </w:p>
     <w:p>
@@ -6406,7 +6406,7 @@
         <w:rPr>
           <w:lang w:val="pt_PT" w:bidi="pt_PT"/>
         </w:rPr>
-        <w:t xml:space="preserve"> Ouvi alguém dizer: “Daniel, você é muito amado por Deus; levante-se e preste atenção, pois fui enviado a você”; e eu me pus de pé, ainda tremendo.</w:t>
+        <w:t xml:space="preserve"> Ouvi alguém dizer: “Daniel, você é muito amado por Deus; levante-se e preste atenção, pois fui enviado a você”; e eu me pus em pé, ainda tremendo.</w:t>
       </w:r>
     </w:p>
     <w:p>
@@ -6448,7 +6448,7 @@
         <w:rPr>
           <w:lang w:val="pt_PT" w:bidi="pt_PT"/>
         </w:rPr>
-        <w:t xml:space="preserve"> Por vinte e um dias, o príncipe do reino da Pérsia resistiu a mim; então Miguel, um dos principais príncipes, veio em meu auxílio, e assim prevaleci contra os governantes da Pérsia.</w:t>
+        <w:t xml:space="preserve"> Por 21 dias, o príncipe do reino da Pérsia resistiu a mim; então Miguel, um dos principais príncipes, veio me ajudar, e eu fui liberado para seguir, deixando os reis da Pérsia.</w:t>
       </w:r>
     </w:p>
     <w:p>
@@ -6469,7 +6469,7 @@
         <w:rPr>
           <w:lang w:val="pt_PT" w:bidi="pt_PT"/>
         </w:rPr>
-        <w:t xml:space="preserve"> Agora vim explicar o que acontecerá ao seu povo nos últimos tempos, pois a visão se refere a dias ainda distantes.</w:t>
+        <w:t xml:space="preserve"> Agora vim explicar o que acontecerá ao seu povo no futuro, pois a visão se refere a dias ainda distantes”.</w:t>
       </w:r>
     </w:p>
     <w:p>
@@ -6490,7 +6490,7 @@
         <w:rPr>
           <w:lang w:val="pt_PT" w:bidi="pt_PT"/>
         </w:rPr>
-        <w:t xml:space="preserve"> Enquanto ele falava, mantive os olhos no chão e fiquei sem voz.</w:t>
+        <w:t xml:space="preserve"> Enquanto ele falava, prostrei-me com o rosto no chão e fiquei sem voz.</w:t>
       </w:r>
     </w:p>
     <w:p>
@@ -6511,7 +6511,7 @@
         <w:rPr>
           <w:lang w:val="pt_PT" w:bidi="pt_PT"/>
         </w:rPr>
-        <w:t xml:space="preserve"> Então alguém com aparência humana tocou meus lábios; abri a boca e disse ao mensageiro: “Meu senhor, ao vê-lo, fui tomado de angústia e perdi todas as forças.</w:t>
+        <w:t xml:space="preserve"> Então alguém com aparência humana tocou meus lábios; abri a boca e disse ao mensageiro: “Meu senhor, estou angustiado por causa da visão e perdi todas as forças.</w:t>
       </w:r>
     </w:p>
     <w:p>
@@ -6532,7 +6532,7 @@
         <w:rPr>
           <w:lang w:val="pt_PT" w:bidi="pt_PT"/>
         </w:rPr>
-        <w:t xml:space="preserve"> Como pode o servo do meu senhor falar com ele? Não me resta vigor, e o fôlego me falta”.</w:t>
+        <w:t xml:space="preserve"> Como eu, teu servo, posso falar com meu senhor? Não me resta vigor, e o fôlego me falta”.</w:t>
       </w:r>
     </w:p>
     <w:p>
@@ -6574,7 +6574,7 @@
         <w:rPr>
           <w:lang w:val="pt_PT" w:bidi="pt_PT"/>
         </w:rPr>
-        <w:t xml:space="preserve"> Ele disse: “Você é muito amado por Deus; não tema; que a paz esteja com você; seja forte, seja forte”; e ao ouvir isso, recobrei ânimo e respondi: “Fale, meu senhor, pois me fortaleceu”.</w:t>
+        <w:t xml:space="preserve"> Ele disse: “Você é muito amado por Deus; não tema; que a paz esteja com você; seja forte, seja forte”; e ao ouvir isso, recobrei ânimo e respondi: “Fala, meu senhor, pois me fortaleceste”.</w:t>
       </w:r>
     </w:p>
     <w:p>
@@ -6595,7 +6595,7 @@
         <w:rPr>
           <w:lang w:val="pt_PT" w:bidi="pt_PT"/>
         </w:rPr>
-        <w:t xml:space="preserve"> Então ele disse: “Você sabe por que vim? Em breve voltarei a lutar contra o príncipe da Pérsia, e depois contra o príncipe da Grécia.</w:t>
+        <w:t xml:space="preserve"> Então ele disse: “Você sabe por que vim? Em breve voltarei a lutar contra o príncipe da Pérsia, e depois chegará o príncipe da Grécia.</w:t>
       </w:r>
     </w:p>
     <w:p>
@@ -6653,7 +6653,7 @@
         <w:rPr>
           <w:lang w:val="pt_PT" w:bidi="pt_PT"/>
         </w:rPr>
-        <w:t xml:space="preserve"> No primeiro ano do governo de Dario, rei dos medos, fui enviado para fortalecê-lo e sustentá-lo.</w:t>
+        <w:t xml:space="preserve"> "No primeiro ano do governo de Dario, rei dos medos, fui enviado para fortalecê-lo e sustentá-lo.</w:t>
       </w:r>
     </w:p>
     <w:p>
@@ -6674,7 +6674,7 @@
         <w:rPr>
           <w:lang w:val="pt_PT" w:bidi="pt_PT"/>
         </w:rPr>
-        <w:t xml:space="preserve"> Agora te revelo o que ainda virá: a Pérsia terá mais três reis; depois deles surgirá um quarto, mais rico que todos, que usará sua riqueza para levantar um grande exército contra a Grécia.</w:t>
+        <w:t xml:space="preserve"> Agora lhe revelo o que ainda virá: a Pérsia terá mais três reis; depois deles surgirá um quarto, mais rico que todos, que usará sua riqueza para levantar um grande exército contra a Grécia.</w:t>
       </w:r>
     </w:p>
     <w:p>
@@ -6716,7 +6716,7 @@
         <w:rPr>
           <w:lang w:val="pt_PT" w:bidi="pt_PT"/>
         </w:rPr>
-        <w:t xml:space="preserve"> Porém, no auge do seu domínio, o reino será quebrado e repartido em quatro partes menores; não ficará com seus filhos, pois será arrancado e entregue a outros.</w:t>
+        <w:t xml:space="preserve"> Mas, quando o seu poder chegar ao ponto mais alto, o seu reino será desfeito e dividido em quatro partes; não ficará para seus descendentes, e não terá a antiga força, pois será arrancado e entregue a outros.</w:t>
       </w:r>
     </w:p>
     <w:p>
@@ -6737,7 +6737,7 @@
         <w:rPr>
           <w:lang w:val="pt_PT" w:bidi="pt_PT"/>
         </w:rPr>
-        <w:t xml:space="preserve"> “Um desses reis, o do sul, se tornará forte; contudo, um de seus comandantes se rebelará, tomará o poder e fará um reino ainda mais firme.</w:t>
+        <w:t xml:space="preserve"> Um desses reis, o do sul, se tornará forte; contudo, um de seus comandantes se rebelará, tomará o poder e fará um reino ainda mais firme.</w:t>
       </w:r>
     </w:p>
     <w:p>
@@ -6758,7 +6758,7 @@
         <w:rPr>
           <w:lang w:val="pt_PT" w:bidi="pt_PT"/>
         </w:rPr>
-        <w:t xml:space="preserve"> Passados alguns anos, farão um acordo de paz; a filha do rei do sul será dada em casamento ao rei do norte, mas ela não manterá sua posição, e sua descendência não permanecerá; ela será morta, junto com sua comitiva e com o filho que teve.</w:t>
+        <w:t xml:space="preserve"> Passados alguns anos, farão um acordo de paz; a filha do rei do sul será dada em casamento ao rei do norte, mas ela não manterá sua posição, e nem ele manterá a dele; ela será morta, junto com sua comitiva, seu pai e aquele que a apoiou.</w:t>
       </w:r>
     </w:p>
     <w:p>
@@ -6800,7 +6800,7 @@
         <w:rPr>
           <w:lang w:val="pt_PT" w:bidi="pt_PT"/>
         </w:rPr>
-        <w:t xml:space="preserve"> Ao retornar ao Egito, levará consigo os deuses deles, suas imagens e muitos objetos de ouro e prata; por alguns anos haverá tranquilidade entre eles.</w:t>
+        <w:t xml:space="preserve"> Ele levará para o Egito os deuses deles, suas imagens e muitos objetos de ouro e prata; por alguns anos deixará o rei do norte em paz.</w:t>
       </w:r>
     </w:p>
     <w:p>
@@ -6842,7 +6842,7 @@
         <w:rPr>
           <w:lang w:val="pt_PT" w:bidi="pt_PT"/>
         </w:rPr>
-        <w:t xml:space="preserve"> Seus filhos reunirão grandes forças e avançarão como uma inundação, atravessando Israel e atacando as fortalezas do sul.</w:t>
+        <w:t xml:space="preserve"> Seus filhos reunirão grandes forças e avançarão como uma inundação irresistível, levando a guerra até a fortaleza do rei do sul.</w:t>
       </w:r>
     </w:p>
     <w:p>
@@ -6905,7 +6905,7 @@
         <w:rPr>
           <w:lang w:val="pt_PT" w:bidi="pt_PT"/>
         </w:rPr>
-        <w:t xml:space="preserve"> Anos depois, o rei do norte retornará com um exército maior e melhor preparado.</w:t>
+        <w:t xml:space="preserve"> Anos depois, o rei do norte retornará com um exército maior e mais bem preparado.</w:t>
       </w:r>
     </w:p>
     <w:p>
@@ -6926,7 +6926,7 @@
         <w:rPr>
           <w:lang w:val="pt_PT" w:bidi="pt_PT"/>
         </w:rPr>
-        <w:t xml:space="preserve"> “Muitos se levantarão contra o rei do sul; até alguns do povo judeu se unirão à revolta para cumprir a visão, mas fracassarão.</w:t>
+        <w:t xml:space="preserve"> Muitos se levantarão contra o rei do sul; até alguns do povo judeu se unirão à revolta para cumprir a visão, mas fracassarão.</w:t>
       </w:r>
     </w:p>
     <w:p>
@@ -6968,7 +6968,7 @@
         <w:rPr>
           <w:lang w:val="pt_PT" w:bidi="pt_PT"/>
         </w:rPr>
-        <w:t xml:space="preserve"> Ele avançará sem oposição, entrará na terra magnífica e a dominará por completo.</w:t>
+        <w:t xml:space="preserve"> Ele avançará sem oposição, entrará na terra magnífica e terá poder até para destruí-la.</w:t>
       </w:r>
     </w:p>
     <w:p>
@@ -7010,7 +7010,7 @@
         <w:rPr>
           <w:lang w:val="pt_PT" w:bidi="pt_PT"/>
         </w:rPr>
-        <w:t xml:space="preserve"> Depois atacará as cidades do litoral e conquistará muitas; porém um comandante o fará recuar, cobrando-lhe a afronta.</w:t>
+        <w:t xml:space="preserve"> Depois atacará as cidades do litoral e conquistará muitas; porém um comandante acabará com sua arrogância e o fará recuar.</w:t>
       </w:r>
     </w:p>
     <w:p>
@@ -7052,7 +7052,7 @@
         <w:rPr>
           <w:lang w:val="pt_PT" w:bidi="pt_PT"/>
         </w:rPr>
-        <w:t xml:space="preserve"> “Em seu lugar surgirá um rei que enviará cobradores de impostos para enriquecer o reino; em pouco tempo morrerá, sem guerra nem revolta.</w:t>
+        <w:t xml:space="preserve"> Em seu lugar surgirá um rei que enviará um cobrador de impostos para manter o esplendor real; em pouco tempo morrerá, sem guerra nem revolta.</w:t>
       </w:r>
     </w:p>
     <w:p>
@@ -7073,7 +7073,7 @@
         <w:rPr>
           <w:lang w:val="pt_PT" w:bidi="pt_PT"/>
         </w:rPr>
-        <w:t xml:space="preserve"> “Depois dele virá um homem desprezível, sem direito ao trono; ele tomará o poder por meio de intrigas, em tempo de paz.</w:t>
+        <w:t xml:space="preserve"> Depois dele virá um homem desprezível, sem direito ao trono; ele tomará o poder por meio de intrigas, em tempo de paz.</w:t>
       </w:r>
     </w:p>
     <w:p>
@@ -7094,7 +7094,7 @@
         <w:rPr>
           <w:lang w:val="pt_PT" w:bidi="pt_PT"/>
         </w:rPr>
-        <w:t xml:space="preserve"> Ao se firmar, destruirá exércitos inteiros e o príncipe da aliança.</w:t>
+        <w:t xml:space="preserve"> Ao se firmar, destruirá um exército poderoso e o príncipe da aliança.</w:t>
       </w:r>
     </w:p>
     <w:p>
@@ -7136,7 +7136,7 @@
         <w:rPr>
           <w:lang w:val="pt_PT" w:bidi="pt_PT"/>
         </w:rPr>
-        <w:t xml:space="preserve"> Entrará de surpresa nas regiões mais ricas e fará o que nunca se fez: repartirá os bens entre o povo; conquistará fortalezas, mas por pouco tempo.</w:t>
+        <w:t xml:space="preserve"> Entrará de surpresa nas regiões mais ricas e fará o que nunca se fez: repartirá despojos, saques e riquezas entre seus seguidores; conquistará fortalezas, mas por pouco tempo.</w:t>
       </w:r>
     </w:p>
     <w:p>
@@ -7199,7 +7199,7 @@
         <w:rPr>
           <w:lang w:val="pt_PT" w:bidi="pt_PT"/>
         </w:rPr>
-        <w:t xml:space="preserve"> Sentados à mesma mesa, os dois reis falarão mentiras um ao outro; nada dará certo, pois o fim virá no tempo marcado.</w:t>
+        <w:t xml:space="preserve"> Sentados à mesma mesa, os dois reis dirão mentiras um ao outro; nada dará certo, pois o fim virá no tempo marcado.</w:t>
       </w:r>
     </w:p>
     <w:p>
@@ -7220,7 +7220,7 @@
         <w:rPr>
           <w:lang w:val="pt_PT" w:bidi="pt_PT"/>
         </w:rPr>
-        <w:t xml:space="preserve"> O rei do norte voltará com muitas riquezas; atacará a santa aliança, causará destruição e retornará à sua terra.</w:t>
+        <w:t xml:space="preserve"> O rei do norte voltará com muitas riquezas; seu coração estará contra a santa aliança, e ele agirá contra ela antes de retornar à sua terra.</w:t>
       </w:r>
     </w:p>
     <w:p>
@@ -7241,7 +7241,7 @@
         <w:rPr>
           <w:lang w:val="pt_PT" w:bidi="pt_PT"/>
         </w:rPr>
-        <w:t xml:space="preserve"> “No tempo determinado, ele voltará ao sul, mas desta vez o resultado será diferente.</w:t>
+        <w:t xml:space="preserve"> No tempo determinado, ele voltará ao sul, mas desta vez o resultado será diferente.</w:t>
       </w:r>
     </w:p>
     <w:p>
@@ -7283,7 +7283,7 @@
         <w:rPr>
           <w:lang w:val="pt_PT" w:bidi="pt_PT"/>
         </w:rPr>
-        <w:t xml:space="preserve"> “Suas forças profanarão o santuário e a fortaleza, acabarão com o sacrifício diário e estabelecerão a abominação devastadora.</w:t>
+        <w:t xml:space="preserve"> Suas forças profanarão o santuário e a fortaleza, acabarão com o sacrifício diário e estabelecerão a abominação devastadora.</w:t>
       </w:r>
     </w:p>
     <w:p>
@@ -7325,7 +7325,7 @@
         <w:rPr>
           <w:lang w:val="pt_PT" w:bidi="pt_PT"/>
         </w:rPr>
-        <w:t xml:space="preserve"> “Os sábios instruirão muitos, mas por um tempo sofrerão perseguição; alguns morrerão pela espada, outros pelo fogo, outros ainda serão presos e saqueados.</w:t>
+        <w:t xml:space="preserve"> Os sábios instruirão muitos, mas por um tempo sofrerão perseguição; alguns morrerão pela espada, outros pelo fogo, outros ainda serão presos e saqueados.</w:t>
       </w:r>
     </w:p>
     <w:p>
@@ -7388,7 +7388,7 @@
         <w:rPr>
           <w:lang w:val="pt_PT" w:bidi="pt_PT"/>
         </w:rPr>
-        <w:t xml:space="preserve"> “Esse rei fará o que quiser; se exaltará acima de todos os deuses e falará coisas terríveis contra o Deus dos deuses; prosperará até que se cumpra o que foi determinado.</w:t>
+        <w:t xml:space="preserve"> Esse rei fará o que quiser; se exaltará acima de todos os deuses e falará coisas terríveis contra o Deus dos deuses; prosperará até que se cumpra o que foi determinado.</w:t>
       </w:r>
     </w:p>
     <w:p>
@@ -7472,7 +7472,7 @@
         <w:rPr>
           <w:lang w:val="pt_PT" w:bidi="pt_PT"/>
         </w:rPr>
-        <w:t xml:space="preserve"> “No tempo do fim, o rei do sul o enfrentará; o rei do norte virá como tempestade, com carros, cavaleiros e muitos navios, invadindo muitos países.</w:t>
+        <w:t xml:space="preserve"> No tempo do fim, o rei do sul o enfrentará; o rei do norte virá como tempestade, com carros, cavaleiros e muitos navios, invadindo muitos países.</w:t>
       </w:r>
     </w:p>
     <w:p>
@@ -7577,7 +7577,7 @@
         <w:rPr>
           <w:lang w:val="pt_PT" w:bidi="pt_PT"/>
         </w:rPr>
-        <w:t xml:space="preserve"> Armarará suas tendas entre o mar e o monte glorioso; então chegará o seu fim, e ninguém o ajudará”.</w:t>
+        <w:t xml:space="preserve"> Armará suas tendas entre o mar e o monte glorioso; então chegará o seu fim, e ninguém o ajudará”.</w:t>
       </w:r>
     </w:p>
     <w:p>
@@ -7614,7 +7614,7 @@
         <w:rPr>
           <w:lang w:val="pt_PT" w:bidi="pt_PT"/>
         </w:rPr>
-        <w:t xml:space="preserve"> "Naquele tempo, Miguel, o grande príncipe que guarda o povo de Deus, se levantará; e virá sobre a terra um tempo de aflição tão severo como nunca houve; porém todos os que tiverem o nome escrito no Livro serão libertos quando a aflição passar.</w:t>
+        <w:t xml:space="preserve"> "Naquele tempo, Miguel, o grande príncipe que guarda o povo de Deus, se levantará; virá um tempo de aflição tão severo como nunca houve; porém todos os que tiverem o nome escrito no Livro serão salvos.</w:t>
       </w:r>
     </w:p>
     <w:p>
@@ -7635,7 +7635,7 @@
         <w:rPr>
           <w:lang w:val="pt_PT" w:bidi="pt_PT"/>
         </w:rPr>
-        <w:t xml:space="preserve"> Muitos dos que dormem no pó da terra despertarão: uns para a vida eterna, e outros para a vergonha e para o castigo eterno.</w:t>
+        <w:t xml:space="preserve"> Muitos dos que dormem no pó da terra despertarão: uns para a vida eterna, e outros para a vergonha e para o desprezo eterno.</w:t>
       </w:r>
     </w:p>
     <w:p>
@@ -7656,7 +7656,7 @@
         <w:rPr>
           <w:lang w:val="pt_PT" w:bidi="pt_PT"/>
         </w:rPr>
-        <w:t xml:space="preserve"> Os sábios resplandecerão como o brilho do céu; e os que conduziram muitos à obediência a Deus brilharão para sempre, como as estrelas.</w:t>
+        <w:t xml:space="preserve"> Os sábios resplandecerão como o brilho do céu; e os que conduziram muitos à justiça brilharão para sempre, como as estrelas.</w:t>
       </w:r>
     </w:p>
     <w:p>
@@ -7677,7 +7677,7 @@
         <w:rPr>
           <w:lang w:val="pt_PT" w:bidi="pt_PT"/>
         </w:rPr>
-        <w:t xml:space="preserve"> Mas tu, Daniel, guarda estas palavras e sela esta visão; ela será compreendida perto do fim dos tempos, quando muitos buscarão entendimento e o conhecimento se espalhará.</w:t>
+        <w:t xml:space="preserve"> Mas você, Daniel, guarde estas palavras e sele este livro até o fim dos tempos; muitos irão de um lado para outro, e o conhecimento aumentará”.</w:t>
       </w:r>
     </w:p>
     <w:p>
@@ -7698,7 +7698,7 @@
         <w:rPr>
           <w:lang w:val="pt_PT" w:bidi="pt_PT"/>
         </w:rPr>
-        <w:t xml:space="preserve"> Então eu, Daniel, olhei e vi dois homens, um de cada lado do rio, cada um em sua margem.</w:t>
+        <w:t xml:space="preserve"> Então eu, Daniel, olhei e vi dois homens, um de cada lado do rio.</w:t>
       </w:r>
     </w:p>
     <w:p>
@@ -7719,7 +7719,7 @@
         <w:rPr>
           <w:lang w:val="pt_PT" w:bidi="pt_PT"/>
         </w:rPr>
-        <w:t xml:space="preserve"> E um deles perguntou ao que estava vestido de linho e se mantinha sobre as águas do rio: “Quanto tempo ainda falta para que se cumpram estas coisas admiráveis?”.</w:t>
+        <w:t xml:space="preserve"> E um deles perguntou ao que estava vestido de linho e se mantinha sobre as águas do rio: “Quanto tempo ainda falta para que se cumpram essas coisas admiráveis?”.</w:t>
       </w:r>
     </w:p>
     <w:p>
@@ -7740,7 +7740,7 @@
         <w:rPr>
           <w:lang w:val="pt_PT" w:bidi="pt_PT"/>
         </w:rPr>
-        <w:t xml:space="preserve"> O homem vestido de linho, que estava acima das águas do rio, levantou as duas mãos ao céu e jurou por aquele que vive para sempre: “Isso se cumprirá depois que o povo de Deus tiver seu poder quebrado, por três anos e meio”.</w:t>
+        <w:t xml:space="preserve"> O homem vestido de linho, que estava acima das águas do rio, levantou as mãos ao céu, jurou por aquele que vive para sempre e disse: “Isso se cumprirá depois que o povo de Deus tiver seu poder quebrado, por um tempo, dois tempos e meio tempo”.</w:t>
       </w:r>
     </w:p>
     <w:p>
@@ -7782,7 +7782,7 @@
         <w:rPr>
           <w:lang w:val="pt_PT" w:bidi="pt_PT"/>
         </w:rPr>
-        <w:t xml:space="preserve"> Ele respondeu: “Segue o teu caminho, Daniel, pois estas palavras estão guardadas e seladas até o tempo do fim”.</w:t>
+        <w:t xml:space="preserve"> Ele respondeu: “Siga o seu caminho, Daniel, pois estas palavras estão guardadas e seladas até o tempo do fim.</w:t>
       </w:r>
     </w:p>
     <w:p>
@@ -7803,7 +7803,7 @@
         <w:rPr>
           <w:lang w:val="pt_PT" w:bidi="pt_PT"/>
         </w:rPr>
-        <w:t xml:space="preserve"> Muitos serão purificados e limpos por meio de sofrimentos e perseguições; os perversos continuarão no mal e não entenderão; mas os que desejam aprender compreenderão.</w:t>
+        <w:t xml:space="preserve"> Muitos serão purificados e limpos; os perversos continuarão no mal e não entenderão; mas os sábios compreenderão.</w:t>
       </w:r>
     </w:p>
     <w:p>
@@ -7824,7 +7824,7 @@
         <w:rPr>
           <w:lang w:val="pt_PT" w:bidi="pt_PT"/>
         </w:rPr>
-        <w:t xml:space="preserve"> “Desde o dia em que o sacrifício diário for interrompido e o sacrilégio terrível for colocado no templo para ser adorado, haverá ainda mil duzentos e noventa dias”.</w:t>
+        <w:t xml:space="preserve"> Desde o dia em que o sacrifício diário for interrompido e o sacrilégio terrível for colocado, haverá 1.290 dias.</w:t>
       </w:r>
     </w:p>
     <w:p>
@@ -7845,7 +7845,7 @@
         <w:rPr>
           <w:lang w:val="pt_PT" w:bidi="pt_PT"/>
         </w:rPr>
-        <w:t xml:space="preserve"> Felizes os que esperam com firmeza e chegam ao fim dos mil trezentos e trinta e cinco dias.</w:t>
+        <w:t xml:space="preserve"> Felizes os que esperam com firmeza e chegam ao fim dos 1.335 dias.</w:t>
       </w:r>
     </w:p>
     <w:p>
@@ -7866,7 +7866,7 @@
         <w:rPr>
           <w:lang w:val="pt_PT" w:bidi="pt_PT"/>
         </w:rPr>
-        <w:t xml:space="preserve"> “Quanto a ti, Daniel, vive a tua vida até o fim; chegará o dia do teu descanso, e depois de muito tempo tu ressuscitarás para receber a tua justa recompensa”.</w:t>
+        <w:t xml:space="preserve"> Quanto a você, Daniel, siga o seu caminho até o fim; você descansará, e no final dos dias se levantará para receber o seu justo prêmio”.</w:t>
       </w:r>
     </w:p>
     <w:sectPr>
